--- a/Knowledge/3-Work knowledge/1-Software Engineering/2-Testing/5-My Source/1-ISTQB Foundation Level/1-Testing terms/8-Errors, Defects, Failures, Anomalies, Root Causes, and Root Cause Analysis (RCA).docx
+++ b/Knowledge/3-Work knowledge/1-Software Engineering/2-Testing/5-My Source/1-ISTQB Foundation Level/1-Testing terms/8-Errors, Defects, Failures, Anomalies, Root Causes, and Root Cause Analysis (RCA).docx
@@ -45,51 +45,77 @@
       </w:pPr>
       <w:r>
         <w:rPr>
-          <w:b/>
-          <w:shd w:val="clear" w:color="auto" w:fill="B7B7B7"/>
-        </w:rPr>
-        <w:t># Source</w:t>
-      </w:r>
-      <w:r>
-        <w:rPr>
-          <w:shd w:val="clear" w:color="auto" w:fill="B7B7B7"/>
-        </w:rPr>
-        <w:t xml:space="preserve">: </w:t>
-      </w:r>
-      <w:r>
-        <w:rPr>
-          <w:b/>
-          <w:shd w:val="clear" w:color="auto" w:fill="B7B7B7"/>
-        </w:rPr>
-        <w:t xml:space="preserve">Chatgpt </w:t>
-      </w:r>
-      <w:r>
-        <w:rPr>
-          <w:b/>
-          <w:sz w:val="14"/>
-          <w:szCs w:val="14"/>
-          <w:shd w:val="clear" w:color="auto" w:fill="B7B7B7"/>
-        </w:rPr>
-        <w:t>(GPT</w:t>
-      </w:r>
-      <w:r>
-        <w:rPr>
-          <w:rFonts w:ascii="Cambria Math" w:hAnsi="Cambria Math" w:cs="Cambria Math"/>
-          <w:b/>
-          <w:sz w:val="14"/>
-          <w:szCs w:val="14"/>
-          <w:shd w:val="clear" w:color="auto" w:fill="B7B7B7"/>
+          <w:rFonts w:ascii="Arial" w:eastAsia="Arial" w:hAnsi="Arial" w:cs="Arial"/>
+          <w:b/>
+          <w:color w:val="000000"/>
+          <w:sz w:val="18"/>
+          <w:highlight w:val="lightGray"/>
+        </w:rPr>
+        <w:t># Source: AI Source: Provided by: [Data Path</w:t>
+      </w:r>
+      <w:r>
+        <w:rPr>
+          <w:rFonts w:ascii="Arial" w:eastAsia="Arial" w:hAnsi="Arial" w:cs="Arial"/>
+          <w:color w:val="000000"/>
+          <w:sz w:val="18"/>
+          <w:highlight w:val="lightGray"/>
+        </w:rPr>
+        <w:t xml:space="preserve">: Persons Table -&gt; ID Column: 1, Name_En Column: Motasem Essam] -&gt; </w:t>
+      </w:r>
+      <w:r>
+        <w:rPr>
+          <w:rFonts w:ascii="Arial" w:eastAsia="Arial" w:hAnsi="Arial" w:cs="Arial"/>
+          <w:b/>
+          <w:color w:val="000000"/>
+          <w:sz w:val="18"/>
+          <w:highlight w:val="lightGray"/>
+        </w:rPr>
+        <w:t>From:</w:t>
+      </w:r>
+      <w:r>
+        <w:rPr>
+          <w:rFonts w:ascii="Arial" w:eastAsia="Arial" w:hAnsi="Arial" w:cs="Arial"/>
+          <w:color w:val="000000"/>
+          <w:sz w:val="18"/>
+          <w:highlight w:val="lightGray"/>
+        </w:rPr>
+        <w:t xml:space="preserve"> [Chatgpt (GPT</w:t>
+      </w:r>
+      <w:r>
+        <w:rPr>
+          <w:rFonts w:ascii="Arial" w:eastAsia="Arial" w:hAnsi="Arial" w:cs="Cambria Math"/>
+          <w:color w:val="000000"/>
+          <w:sz w:val="18"/>
+          <w:highlight w:val="lightGray"/>
         </w:rPr>
         <w:t>‑</w:t>
       </w:r>
       <w:r>
         <w:rPr>
-          <w:b/>
-          <w:sz w:val="14"/>
-          <w:szCs w:val="14"/>
-          <w:shd w:val="clear" w:color="auto" w:fill="B7B7B7"/>
-        </w:rPr>
-        <w:t>5 Mini) at [8/12/2025]</w:t>
+          <w:rFonts w:ascii="Arial" w:eastAsia="Arial" w:hAnsi="Arial" w:cs="Arial"/>
+          <w:color w:val="000000"/>
+          <w:sz w:val="18"/>
+          <w:highlight w:val="lightGray"/>
+        </w:rPr>
+        <w:t xml:space="preserve">5 Mini)] </w:t>
+      </w:r>
+      <w:r>
+        <w:rPr>
+          <w:rFonts w:ascii="Arial" w:eastAsia="Arial" w:hAnsi="Arial" w:cs="Arial"/>
+          <w:b/>
+          <w:color w:val="000000"/>
+          <w:sz w:val="18"/>
+          <w:highlight w:val="lightGray"/>
+        </w:rPr>
+        <w:t>on</w:t>
+      </w:r>
+      <w:r>
+        <w:rPr>
+          <w:rFonts w:ascii="Arial" w:eastAsia="Arial" w:hAnsi="Arial"/>
+          <w:sz w:val="18"/>
+          <w:highlight w:val="lightGray"/>
+        </w:rPr>
+        <w:t xml:space="preserve"> [8/12/2025]</w:t>
       </w:r>
     </w:p>
     <w:p>
@@ -98,7 +124,7 @@
           <w:ilvl w:val="0"/>
           <w:numId w:val="6"/>
         </w:numPr>
-        <w:spacing w:before="240"/>
+        <w:spacing w:before="240" w:after="0" w:line="276" w:lineRule="auto"/>
       </w:pPr>
       <w:r>
         <w:rPr>
@@ -139,6 +165,7 @@
           <w:ilvl w:val="0"/>
           <w:numId w:val="6"/>
         </w:numPr>
+        <w:spacing w:after="0" w:line="276" w:lineRule="auto"/>
       </w:pPr>
       <w:r>
         <w:rPr>
@@ -166,7 +193,7 @@
           <w:ilvl w:val="0"/>
           <w:numId w:val="6"/>
         </w:numPr>
-        <w:spacing w:after="240"/>
+        <w:spacing w:after="240" w:line="276" w:lineRule="auto"/>
         <w:rPr>
           <w:rFonts w:ascii="Roboto Mono" w:eastAsia="Roboto Mono" w:hAnsi="Roboto Mono" w:cs="Roboto Mono"/>
         </w:rPr>
@@ -195,7 +222,7 @@
           <w:noProof/>
         </w:rPr>
         <w:drawing>
-          <wp:inline distT="114300" distB="114300" distL="114300" distR="114300" wp14:anchorId="1F7296A8" wp14:editId="0A0A779D">
+          <wp:inline distT="114300" distB="114300" distL="114300" distR="114300" wp14:anchorId="191BDAB0" wp14:editId="5CA149C2">
             <wp:extent cx="3190875" cy="314325"/>
             <wp:effectExtent l="0" t="0" r="0" b="0"/>
             <wp:docPr id="2" name="image2.png"/>
@@ -237,7 +264,7 @@
           <w:ilvl w:val="1"/>
           <w:numId w:val="6"/>
         </w:numPr>
-        <w:spacing w:before="240" w:after="240"/>
+        <w:spacing w:before="240" w:after="240" w:line="276" w:lineRule="auto"/>
       </w:pPr>
       <w:r>
         <w:rPr>
@@ -277,7 +304,7 @@
     </w:p>
     <w:p>
       <w:r>
-        <w:pict w14:anchorId="161F0DD8">
+        <w:pict w14:anchorId="7C42F415">
           <v:rect id="_x0000_i1025" style="width:0;height:1.5pt" o:hralign="center" o:hrstd="t" o:hr="t" fillcolor="#a0a0a0" stroked="f"/>
         </w:pict>
       </w:r>
@@ -309,51 +336,77 @@
       </w:pPr>
       <w:r>
         <w:rPr>
-          <w:b/>
-          <w:shd w:val="clear" w:color="auto" w:fill="B7B7B7"/>
-        </w:rPr>
-        <w:t># Source</w:t>
-      </w:r>
-      <w:r>
-        <w:rPr>
-          <w:shd w:val="clear" w:color="auto" w:fill="B7B7B7"/>
-        </w:rPr>
-        <w:t xml:space="preserve">: </w:t>
-      </w:r>
-      <w:r>
-        <w:rPr>
-          <w:b/>
-          <w:shd w:val="clear" w:color="auto" w:fill="B7B7B7"/>
-        </w:rPr>
-        <w:t xml:space="preserve">Chatgpt </w:t>
-      </w:r>
-      <w:r>
-        <w:rPr>
-          <w:b/>
-          <w:sz w:val="14"/>
-          <w:szCs w:val="14"/>
-          <w:shd w:val="clear" w:color="auto" w:fill="B7B7B7"/>
-        </w:rPr>
-        <w:t>(GPT</w:t>
-      </w:r>
-      <w:r>
-        <w:rPr>
-          <w:rFonts w:ascii="Cambria Math" w:hAnsi="Cambria Math" w:cs="Cambria Math"/>
-          <w:b/>
-          <w:sz w:val="14"/>
-          <w:szCs w:val="14"/>
-          <w:shd w:val="clear" w:color="auto" w:fill="B7B7B7"/>
+          <w:rFonts w:ascii="Arial" w:eastAsia="Arial" w:hAnsi="Arial" w:cs="Arial"/>
+          <w:b/>
+          <w:color w:val="000000"/>
+          <w:sz w:val="18"/>
+          <w:highlight w:val="lightGray"/>
+        </w:rPr>
+        <w:t># Source: AI Source: Provided by: [Data Path</w:t>
+      </w:r>
+      <w:r>
+        <w:rPr>
+          <w:rFonts w:ascii="Arial" w:eastAsia="Arial" w:hAnsi="Arial" w:cs="Arial"/>
+          <w:color w:val="000000"/>
+          <w:sz w:val="18"/>
+          <w:highlight w:val="lightGray"/>
+        </w:rPr>
+        <w:t xml:space="preserve">: Persons Table -&gt; ID Column: 1, Name_En Column: Motasem Essam] -&gt; </w:t>
+      </w:r>
+      <w:r>
+        <w:rPr>
+          <w:rFonts w:ascii="Arial" w:eastAsia="Arial" w:hAnsi="Arial" w:cs="Arial"/>
+          <w:b/>
+          <w:color w:val="000000"/>
+          <w:sz w:val="18"/>
+          <w:highlight w:val="lightGray"/>
+        </w:rPr>
+        <w:t>From:</w:t>
+      </w:r>
+      <w:r>
+        <w:rPr>
+          <w:rFonts w:ascii="Arial" w:eastAsia="Arial" w:hAnsi="Arial" w:cs="Arial"/>
+          <w:color w:val="000000"/>
+          <w:sz w:val="18"/>
+          <w:highlight w:val="lightGray"/>
+        </w:rPr>
+        <w:t xml:space="preserve"> [Chatgpt (GPT</w:t>
+      </w:r>
+      <w:r>
+        <w:rPr>
+          <w:rFonts w:ascii="Arial" w:eastAsia="Arial" w:hAnsi="Arial" w:cs="Cambria Math"/>
+          <w:color w:val="000000"/>
+          <w:sz w:val="18"/>
+          <w:highlight w:val="lightGray"/>
         </w:rPr>
         <w:t>‑</w:t>
       </w:r>
       <w:r>
         <w:rPr>
-          <w:b/>
-          <w:sz w:val="14"/>
-          <w:szCs w:val="14"/>
-          <w:shd w:val="clear" w:color="auto" w:fill="B7B7B7"/>
-        </w:rPr>
-        <w:t>5 Mini) at [8/12/2025]</w:t>
+          <w:rFonts w:ascii="Arial" w:eastAsia="Arial" w:hAnsi="Arial" w:cs="Arial"/>
+          <w:color w:val="000000"/>
+          <w:sz w:val="18"/>
+          <w:highlight w:val="lightGray"/>
+        </w:rPr>
+        <w:t xml:space="preserve">5 Mini)] </w:t>
+      </w:r>
+      <w:r>
+        <w:rPr>
+          <w:rFonts w:ascii="Arial" w:eastAsia="Arial" w:hAnsi="Arial" w:cs="Arial"/>
+          <w:b/>
+          <w:color w:val="000000"/>
+          <w:sz w:val="18"/>
+          <w:highlight w:val="lightGray"/>
+        </w:rPr>
+        <w:t>on</w:t>
+      </w:r>
+      <w:r>
+        <w:rPr>
+          <w:rFonts w:ascii="Arial" w:eastAsia="Arial" w:hAnsi="Arial"/>
+          <w:sz w:val="18"/>
+          <w:highlight w:val="lightGray"/>
+        </w:rPr>
+        <w:t xml:space="preserve"> [8/12/2025]</w:t>
       </w:r>
     </w:p>
     <w:p>
@@ -362,7 +415,7 @@
           <w:ilvl w:val="0"/>
           <w:numId w:val="2"/>
         </w:numPr>
-        <w:spacing w:before="240"/>
+        <w:spacing w:before="240" w:after="0" w:line="276" w:lineRule="auto"/>
       </w:pPr>
       <w:r>
         <w:rPr>
@@ -392,6 +445,7 @@
           <w:ilvl w:val="0"/>
           <w:numId w:val="2"/>
         </w:numPr>
+        <w:spacing w:after="0" w:line="276" w:lineRule="auto"/>
       </w:pPr>
       <w:r>
         <w:rPr>
@@ -412,7 +466,7 @@
           <w:ilvl w:val="0"/>
           <w:numId w:val="2"/>
         </w:numPr>
-        <w:spacing w:after="240"/>
+        <w:spacing w:after="240" w:line="276" w:lineRule="auto"/>
       </w:pPr>
       <w:r>
         <w:rPr>
@@ -434,7 +488,7 @@
           <w:noProof/>
         </w:rPr>
         <w:drawing>
-          <wp:inline distT="114300" distB="114300" distL="114300" distR="114300" wp14:anchorId="4E9B6793" wp14:editId="3AE14C51">
+          <wp:inline distT="114300" distB="114300" distL="114300" distR="114300" wp14:anchorId="32977DAE" wp14:editId="78BD4CC1">
             <wp:extent cx="5629275" cy="276225"/>
             <wp:effectExtent l="0" t="0" r="0" b="0"/>
             <wp:docPr id="1" name="image1.png"/>
@@ -476,7 +530,7 @@
           <w:ilvl w:val="1"/>
           <w:numId w:val="2"/>
         </w:numPr>
-        <w:spacing w:before="240" w:after="240"/>
+        <w:spacing w:before="240" w:after="240" w:line="276" w:lineRule="auto"/>
       </w:pPr>
       <w:r>
         <w:t xml:space="preserve">Because of the wrong </w:t>
@@ -497,7 +551,7 @@
     </w:p>
     <w:p>
       <w:r>
-        <w:pict w14:anchorId="4062E23F">
+        <w:pict w14:anchorId="2F9ABD78">
           <v:rect id="_x0000_i1026" style="width:0;height:1.5pt" o:hralign="center" o:hrstd="t" o:hr="t" fillcolor="#a0a0a0" stroked="f"/>
         </w:pict>
       </w:r>
@@ -529,52 +583,77 @@
       </w:pPr>
       <w:r>
         <w:rPr>
-          <w:b/>
-          <w:shd w:val="clear" w:color="auto" w:fill="B7B7B7"/>
-        </w:rPr>
-        <w:lastRenderedPageBreak/>
-        <w:t># Source</w:t>
-      </w:r>
-      <w:r>
-        <w:rPr>
-          <w:shd w:val="clear" w:color="auto" w:fill="B7B7B7"/>
-        </w:rPr>
-        <w:t xml:space="preserve">: </w:t>
-      </w:r>
-      <w:r>
-        <w:rPr>
-          <w:b/>
-          <w:shd w:val="clear" w:color="auto" w:fill="B7B7B7"/>
-        </w:rPr>
-        <w:t xml:space="preserve">Chatgpt </w:t>
-      </w:r>
-      <w:r>
-        <w:rPr>
-          <w:b/>
-          <w:sz w:val="14"/>
-          <w:szCs w:val="14"/>
-          <w:shd w:val="clear" w:color="auto" w:fill="B7B7B7"/>
-        </w:rPr>
-        <w:t>(GPT</w:t>
-      </w:r>
-      <w:r>
-        <w:rPr>
-          <w:rFonts w:ascii="Cambria Math" w:hAnsi="Cambria Math" w:cs="Cambria Math"/>
-          <w:b/>
-          <w:sz w:val="14"/>
-          <w:szCs w:val="14"/>
-          <w:shd w:val="clear" w:color="auto" w:fill="B7B7B7"/>
+          <w:rFonts w:ascii="Arial" w:eastAsia="Arial" w:hAnsi="Arial" w:cs="Arial"/>
+          <w:b/>
+          <w:color w:val="000000"/>
+          <w:sz w:val="18"/>
+          <w:highlight w:val="lightGray"/>
+        </w:rPr>
+        <w:t># Source: AI Source: Provided by: [Data Path</w:t>
+      </w:r>
+      <w:r>
+        <w:rPr>
+          <w:rFonts w:ascii="Arial" w:eastAsia="Arial" w:hAnsi="Arial" w:cs="Arial"/>
+          <w:color w:val="000000"/>
+          <w:sz w:val="18"/>
+          <w:highlight w:val="lightGray"/>
+        </w:rPr>
+        <w:t xml:space="preserve">: Persons Table -&gt; ID Column: 1, Name_En Column: Motasem Essam] -&gt; </w:t>
+      </w:r>
+      <w:r>
+        <w:rPr>
+          <w:rFonts w:ascii="Arial" w:eastAsia="Arial" w:hAnsi="Arial" w:cs="Arial"/>
+          <w:b/>
+          <w:color w:val="000000"/>
+          <w:sz w:val="18"/>
+          <w:highlight w:val="lightGray"/>
+        </w:rPr>
+        <w:t>From:</w:t>
+      </w:r>
+      <w:r>
+        <w:rPr>
+          <w:rFonts w:ascii="Arial" w:eastAsia="Arial" w:hAnsi="Arial" w:cs="Arial"/>
+          <w:color w:val="000000"/>
+          <w:sz w:val="18"/>
+          <w:highlight w:val="lightGray"/>
+        </w:rPr>
+        <w:t xml:space="preserve"> [Chatgpt (GPT</w:t>
+      </w:r>
+      <w:r>
+        <w:rPr>
+          <w:rFonts w:ascii="Arial" w:eastAsia="Arial" w:hAnsi="Arial" w:cs="Cambria Math"/>
+          <w:color w:val="000000"/>
+          <w:sz w:val="18"/>
+          <w:highlight w:val="lightGray"/>
         </w:rPr>
         <w:t>‑</w:t>
       </w:r>
       <w:r>
         <w:rPr>
-          <w:b/>
-          <w:sz w:val="14"/>
-          <w:szCs w:val="14"/>
-          <w:shd w:val="clear" w:color="auto" w:fill="B7B7B7"/>
-        </w:rPr>
-        <w:t>5 Mini) at [8/12/2025]</w:t>
+          <w:rFonts w:ascii="Arial" w:eastAsia="Arial" w:hAnsi="Arial" w:cs="Arial"/>
+          <w:color w:val="000000"/>
+          <w:sz w:val="18"/>
+          <w:highlight w:val="lightGray"/>
+        </w:rPr>
+        <w:t xml:space="preserve">5 Mini)] </w:t>
+      </w:r>
+      <w:r>
+        <w:rPr>
+          <w:rFonts w:ascii="Arial" w:eastAsia="Arial" w:hAnsi="Arial" w:cs="Arial"/>
+          <w:b/>
+          <w:color w:val="000000"/>
+          <w:sz w:val="18"/>
+          <w:highlight w:val="lightGray"/>
+        </w:rPr>
+        <w:t>on</w:t>
+      </w:r>
+      <w:r>
+        <w:rPr>
+          <w:rFonts w:ascii="Arial" w:eastAsia="Arial" w:hAnsi="Arial"/>
+          <w:sz w:val="18"/>
+          <w:highlight w:val="lightGray"/>
+        </w:rPr>
+        <w:t xml:space="preserve"> [8/12/2025]</w:t>
       </w:r>
     </w:p>
     <w:p>
@@ -583,7 +662,7 @@
           <w:ilvl w:val="0"/>
           <w:numId w:val="9"/>
         </w:numPr>
-        <w:spacing w:before="240"/>
+        <w:spacing w:before="240" w:after="0" w:line="276" w:lineRule="auto"/>
       </w:pPr>
       <w:r>
         <w:rPr>
@@ -624,6 +703,7 @@
           <w:ilvl w:val="0"/>
           <w:numId w:val="9"/>
         </w:numPr>
+        <w:spacing w:after="0" w:line="276" w:lineRule="auto"/>
       </w:pPr>
       <w:r>
         <w:rPr>
@@ -651,6 +731,7 @@
           <w:ilvl w:val="0"/>
           <w:numId w:val="9"/>
         </w:numPr>
+        <w:spacing w:after="0" w:line="276" w:lineRule="auto"/>
         <w:rPr>
           <w:rFonts w:ascii="Roboto Mono" w:eastAsia="Roboto Mono" w:hAnsi="Roboto Mono" w:cs="Roboto Mono"/>
         </w:rPr>
@@ -676,7 +757,7 @@
           <w:ilvl w:val="1"/>
           <w:numId w:val="9"/>
         </w:numPr>
-        <w:spacing w:after="240"/>
+        <w:spacing w:after="240" w:line="276" w:lineRule="auto"/>
         <w:rPr>
           <w:rFonts w:ascii="Roboto Mono" w:eastAsia="Roboto Mono" w:hAnsi="Roboto Mono" w:cs="Roboto Mono"/>
         </w:rPr>
@@ -782,7 +863,7 @@
           <w:ilvl w:val="0"/>
           <w:numId w:val="4"/>
         </w:numPr>
-        <w:spacing w:before="240"/>
+        <w:spacing w:before="240" w:after="0" w:line="276" w:lineRule="auto"/>
       </w:pPr>
       <w:r>
         <w:rPr>
@@ -816,7 +897,7 @@
           <w:ilvl w:val="0"/>
           <w:numId w:val="4"/>
         </w:numPr>
-        <w:spacing w:after="240"/>
+        <w:spacing w:after="240" w:line="276" w:lineRule="auto"/>
         <w:rPr>
           <w:rFonts w:ascii="Roboto Mono" w:eastAsia="Roboto Mono" w:hAnsi="Roboto Mono" w:cs="Roboto Mono"/>
         </w:rPr>
@@ -855,7 +936,7 @@
         </w:rPr>
       </w:pPr>
       <w:r>
-        <w:pict w14:anchorId="2C8E6F5E">
+        <w:pict w14:anchorId="5E63778A">
           <v:rect id="_x0000_i1027" style="width:0;height:1.5pt" o:hralign="center" o:hrstd="t" o:hr="t" fillcolor="#a0a0a0" stroked="f"/>
         </w:pict>
       </w:r>
@@ -886,7 +967,7 @@
           <w:ilvl w:val="0"/>
           <w:numId w:val="3"/>
         </w:numPr>
-        <w:spacing w:before="240"/>
+        <w:spacing w:before="240" w:after="0" w:line="276" w:lineRule="auto"/>
         <w:rPr>
           <w:rFonts w:ascii="Roboto Mono" w:eastAsia="Roboto Mono" w:hAnsi="Roboto Mono" w:cs="Roboto Mono"/>
         </w:rPr>
@@ -912,6 +993,7 @@
           <w:ilvl w:val="1"/>
           <w:numId w:val="3"/>
         </w:numPr>
+        <w:spacing w:after="0" w:line="276" w:lineRule="auto"/>
         <w:rPr>
           <w:rFonts w:ascii="Roboto Mono" w:eastAsia="Roboto Mono" w:hAnsi="Roboto Mono" w:cs="Roboto Mono"/>
         </w:rPr>
@@ -948,6 +1030,7 @@
           <w:ilvl w:val="0"/>
           <w:numId w:val="3"/>
         </w:numPr>
+        <w:spacing w:after="0" w:line="276" w:lineRule="auto"/>
         <w:rPr>
           <w:rFonts w:ascii="Roboto Mono" w:eastAsia="Roboto Mono" w:hAnsi="Roboto Mono" w:cs="Roboto Mono"/>
         </w:rPr>
@@ -973,7 +1056,7 @@
           <w:ilvl w:val="1"/>
           <w:numId w:val="3"/>
         </w:numPr>
-        <w:spacing w:after="240"/>
+        <w:spacing w:after="240" w:line="276" w:lineRule="auto"/>
         <w:rPr>
           <w:rFonts w:ascii="Roboto Mono" w:eastAsia="Roboto Mono" w:hAnsi="Roboto Mono" w:cs="Roboto Mono"/>
         </w:rPr>
@@ -982,7 +1065,6 @@
         <w:rPr>
           <w:rFonts w:ascii="Nova Mono" w:eastAsia="Nova Mono" w:hAnsi="Nova Mono" w:cs="Nova Mono"/>
         </w:rPr>
-        <w:lastRenderedPageBreak/>
         <w:t>Login function bug that’s executed every time a user logs in → immediate visible failure.</w:t>
       </w:r>
       <w:r>
@@ -999,7 +1081,7 @@
         </w:rPr>
       </w:pPr>
       <w:r>
-        <w:pict w14:anchorId="6F5332E0">
+        <w:pict w14:anchorId="28EDC5E5">
           <v:rect id="_x0000_i1028" style="width:0;height:1.5pt" o:hralign="center" o:hrstd="t" o:hr="t" fillcolor="#a0a0a0" stroked="f"/>
         </w:pict>
       </w:r>
@@ -1032,7 +1114,7 @@
           <w:ilvl w:val="0"/>
           <w:numId w:val="5"/>
         </w:numPr>
-        <w:spacing w:before="240"/>
+        <w:spacing w:before="240" w:after="0" w:line="276" w:lineRule="auto"/>
       </w:pPr>
       <w:r>
         <w:rPr>
@@ -1060,7 +1142,7 @@
           <w:ilvl w:val="0"/>
           <w:numId w:val="5"/>
         </w:numPr>
-        <w:spacing w:after="240"/>
+        <w:spacing w:after="240" w:line="276" w:lineRule="auto"/>
       </w:pPr>
       <w:r>
         <w:rPr>
@@ -1084,7 +1166,7 @@
     </w:p>
     <w:p>
       <w:r>
-        <w:pict w14:anchorId="65D3B163">
+        <w:pict w14:anchorId="44CDB716">
           <v:rect id="_x0000_i1029" style="width:0;height:1.5pt" o:hralign="center" o:hrstd="t" o:hr="t" fillcolor="#a0a0a0" stroked="f"/>
         </w:pict>
       </w:r>
@@ -1108,58 +1190,83 @@
       </w:pPr>
       <w:r>
         <w:rPr>
-          <w:b/>
-          <w:shd w:val="clear" w:color="auto" w:fill="B7B7B7"/>
-        </w:rPr>
-        <w:t># Source</w:t>
-      </w:r>
-      <w:r>
-        <w:rPr>
-          <w:shd w:val="clear" w:color="auto" w:fill="B7B7B7"/>
-        </w:rPr>
-        <w:t xml:space="preserve">: </w:t>
-      </w:r>
-      <w:r>
-        <w:rPr>
-          <w:b/>
-          <w:shd w:val="clear" w:color="auto" w:fill="B7B7B7"/>
-        </w:rPr>
-        <w:t xml:space="preserve">Chatgpt </w:t>
-      </w:r>
-      <w:r>
-        <w:rPr>
-          <w:b/>
-          <w:sz w:val="14"/>
-          <w:szCs w:val="14"/>
-          <w:shd w:val="clear" w:color="auto" w:fill="B7B7B7"/>
-        </w:rPr>
-        <w:t>(GPT</w:t>
-      </w:r>
-      <w:r>
-        <w:rPr>
-          <w:rFonts w:ascii="Cambria Math" w:hAnsi="Cambria Math" w:cs="Cambria Math"/>
-          <w:b/>
-          <w:sz w:val="14"/>
-          <w:szCs w:val="14"/>
-          <w:shd w:val="clear" w:color="auto" w:fill="B7B7B7"/>
+          <w:rFonts w:ascii="Arial" w:eastAsia="Arial" w:hAnsi="Arial" w:cs="Arial"/>
+          <w:b/>
+          <w:color w:val="000000"/>
+          <w:sz w:val="18"/>
+          <w:highlight w:val="lightGray"/>
+        </w:rPr>
+        <w:t># Source: AI Source: Provided by: [Data Path</w:t>
+      </w:r>
+      <w:r>
+        <w:rPr>
+          <w:rFonts w:ascii="Arial" w:eastAsia="Arial" w:hAnsi="Arial" w:cs="Arial"/>
+          <w:color w:val="000000"/>
+          <w:sz w:val="18"/>
+          <w:highlight w:val="lightGray"/>
+        </w:rPr>
+        <w:t xml:space="preserve">: Persons Table -&gt; ID Column: 1, Name_En Column: Motasem Essam] -&gt; </w:t>
+      </w:r>
+      <w:r>
+        <w:rPr>
+          <w:rFonts w:ascii="Arial" w:eastAsia="Arial" w:hAnsi="Arial" w:cs="Arial"/>
+          <w:b/>
+          <w:color w:val="000000"/>
+          <w:sz w:val="18"/>
+          <w:highlight w:val="lightGray"/>
+        </w:rPr>
+        <w:t>From:</w:t>
+      </w:r>
+      <w:r>
+        <w:rPr>
+          <w:rFonts w:ascii="Arial" w:eastAsia="Arial" w:hAnsi="Arial" w:cs="Arial"/>
+          <w:color w:val="000000"/>
+          <w:sz w:val="18"/>
+          <w:highlight w:val="lightGray"/>
+        </w:rPr>
+        <w:t xml:space="preserve"> [Chatgpt (GPT</w:t>
+      </w:r>
+      <w:r>
+        <w:rPr>
+          <w:rFonts w:ascii="Arial" w:eastAsia="Arial" w:hAnsi="Arial" w:cs="Cambria Math"/>
+          <w:color w:val="000000"/>
+          <w:sz w:val="18"/>
+          <w:highlight w:val="lightGray"/>
         </w:rPr>
         <w:t>‑</w:t>
       </w:r>
       <w:r>
         <w:rPr>
-          <w:b/>
-          <w:sz w:val="14"/>
-          <w:szCs w:val="14"/>
-          <w:shd w:val="clear" w:color="auto" w:fill="B7B7B7"/>
-        </w:rPr>
-        <w:t>5 Mini) at [9/8/2025]</w:t>
-      </w:r>
-    </w:p>
-    <w:p>
-      <w:pPr>
-        <w:rPr>
-          <w:rFonts w:ascii="Roboto Mono" w:hAnsi="Roboto Mono"/>
-          <w:lang w:val="en-US"/>
+          <w:rFonts w:ascii="Arial" w:eastAsia="Arial" w:hAnsi="Arial" w:cs="Arial"/>
+          <w:color w:val="000000"/>
+          <w:sz w:val="18"/>
+          <w:highlight w:val="lightGray"/>
+        </w:rPr>
+        <w:t xml:space="preserve">5 Mini)] </w:t>
+      </w:r>
+      <w:r>
+        <w:rPr>
+          <w:rFonts w:ascii="Arial" w:eastAsia="Arial" w:hAnsi="Arial" w:cs="Arial"/>
+          <w:b/>
+          <w:color w:val="000000"/>
+          <w:sz w:val="18"/>
+          <w:highlight w:val="lightGray"/>
+        </w:rPr>
+        <w:t>on</w:t>
+      </w:r>
+      <w:r>
+        <w:rPr>
+          <w:rFonts w:ascii="Arial" w:eastAsia="Arial" w:hAnsi="Arial"/>
+          <w:sz w:val="18"/>
+          <w:highlight w:val="lightGray"/>
+        </w:rPr>
+        <w:t xml:space="preserve"> [9/8/2025]</w:t>
+      </w:r>
+    </w:p>
+    <w:p>
+      <w:pPr>
+        <w:rPr>
+          <w:rFonts w:ascii="Roboto Mono" w:hAnsi="Roboto Mono"/>
         </w:rPr>
       </w:pPr>
       <w:r>
@@ -1167,14 +1274,12 @@
           <w:rFonts w:ascii="Roboto Mono" w:hAnsi="Roboto Mono"/>
           <w:b/>
           <w:bCs/>
-          <w:lang w:val="en-US"/>
         </w:rPr>
         <w:t>Definition (in testing):</w:t>
       </w:r>
       <w:r>
         <w:rPr>
           <w:rFonts w:ascii="Roboto Mono" w:hAnsi="Roboto Mono"/>
-          <w:lang w:val="en-US"/>
         </w:rPr>
         <w:br/>
         <w:t xml:space="preserve">An anomaly is </w:t>
@@ -1184,14 +1289,12 @@
           <w:rFonts w:ascii="Roboto Mono" w:hAnsi="Roboto Mono"/>
           <w:b/>
           <w:bCs/>
-          <w:lang w:val="en-US"/>
         </w:rPr>
         <w:t>any event, behavior, or output that is different from what you expected</w:t>
       </w:r>
       <w:r>
         <w:rPr>
           <w:rFonts w:ascii="Roboto Mono" w:hAnsi="Roboto Mono"/>
-          <w:lang w:val="en-US"/>
         </w:rPr>
         <w:t xml:space="preserve"> when you run a test.</w:t>
       </w:r>
@@ -1200,13 +1303,11 @@
       <w:pPr>
         <w:rPr>
           <w:rFonts w:ascii="Roboto Mono" w:hAnsi="Roboto Mono"/>
-          <w:lang w:val="en-US"/>
-        </w:rPr>
-      </w:pPr>
-      <w:r>
-        <w:rPr>
-          <w:rFonts w:ascii="Roboto Mono" w:hAnsi="Roboto Mono"/>
-          <w:lang w:val="en-US"/>
+        </w:rPr>
+      </w:pPr>
+      <w:r>
+        <w:rPr>
+          <w:rFonts w:ascii="Roboto Mono" w:hAnsi="Roboto Mono"/>
         </w:rPr>
         <w:t xml:space="preserve">It’s a </w:t>
       </w:r>
@@ -1215,14 +1316,12 @@
           <w:rFonts w:ascii="Roboto Mono" w:hAnsi="Roboto Mono"/>
           <w:b/>
           <w:bCs/>
-          <w:lang w:val="en-US"/>
         </w:rPr>
         <w:t>general term</w:t>
       </w:r>
       <w:r>
         <w:rPr>
           <w:rFonts w:ascii="Roboto Mono" w:hAnsi="Roboto Mono"/>
-          <w:lang w:val="en-US"/>
         </w:rPr>
         <w:t xml:space="preserve"> — you don’t know yet if it’s a bug, a mistake in the test, or just unclear requirements.</w:t>
       </w:r>
@@ -1231,15 +1330,13 @@
       <w:pPr>
         <w:rPr>
           <w:rFonts w:ascii="Roboto Mono" w:hAnsi="Roboto Mono"/>
-          <w:lang w:val="en-US"/>
-        </w:rPr>
-      </w:pPr>
-      <w:r>
-        <w:rPr>
-          <w:rFonts w:ascii="Roboto Mono" w:hAnsi="Roboto Mono"/>
-          <w:lang w:val="en-US"/>
-        </w:rPr>
-        <w:pict w14:anchorId="0549001B">
+        </w:rPr>
+      </w:pPr>
+      <w:r>
+        <w:rPr>
+          <w:rFonts w:ascii="Roboto Mono" w:hAnsi="Roboto Mono"/>
+        </w:rPr>
+        <w:pict w14:anchorId="22F5991E">
           <v:rect id="_x0000_i1030" style="width:0;height:1.5pt" o:hralign="center" o:hrstd="t" o:hr="t" fillcolor="#a0a0a0" stroked="f"/>
         </w:pict>
       </w:r>
@@ -1248,7 +1345,6 @@
       <w:pPr>
         <w:rPr>
           <w:rFonts w:ascii="Roboto Mono" w:hAnsi="Roboto Mono"/>
-          <w:lang w:val="en-US"/>
         </w:rPr>
       </w:pPr>
       <w:r>
@@ -1256,7 +1352,6 @@
           <w:rFonts w:ascii="Roboto Mono" w:hAnsi="Roboto Mono"/>
           <w:b/>
           <w:bCs/>
-          <w:lang w:val="en-US"/>
         </w:rPr>
         <w:t>Examples of anomalies:</w:t>
       </w:r>
@@ -1267,15 +1362,14 @@
           <w:ilvl w:val="0"/>
           <w:numId w:val="13"/>
         </w:numPr>
-        <w:rPr>
-          <w:rFonts w:ascii="Roboto Mono" w:hAnsi="Roboto Mono"/>
-          <w:lang w:val="en-US"/>
-        </w:rPr>
-      </w:pPr>
-      <w:r>
-        <w:rPr>
-          <w:rFonts w:ascii="Roboto Mono" w:hAnsi="Roboto Mono"/>
-          <w:lang w:val="en-US"/>
+        <w:spacing w:after="0" w:line="276" w:lineRule="auto"/>
+        <w:rPr>
+          <w:rFonts w:ascii="Roboto Mono" w:hAnsi="Roboto Mono"/>
+        </w:rPr>
+      </w:pPr>
+      <w:r>
+        <w:rPr>
+          <w:rFonts w:ascii="Roboto Mono" w:hAnsi="Roboto Mono"/>
         </w:rPr>
         <w:t xml:space="preserve">The software </w:t>
       </w:r>
@@ -1284,14 +1378,12 @@
           <w:rFonts w:ascii="Roboto Mono" w:hAnsi="Roboto Mono"/>
           <w:b/>
           <w:bCs/>
-          <w:lang w:val="en-US"/>
         </w:rPr>
         <w:t>crashes</w:t>
       </w:r>
       <w:r>
         <w:rPr>
           <w:rFonts w:ascii="Roboto Mono" w:hAnsi="Roboto Mono"/>
-          <w:lang w:val="en-US"/>
         </w:rPr>
         <w:t xml:space="preserve"> when you click “Save”.</w:t>
       </w:r>
@@ -1302,15 +1394,14 @@
           <w:ilvl w:val="0"/>
           <w:numId w:val="13"/>
         </w:numPr>
-        <w:rPr>
-          <w:rFonts w:ascii="Roboto Mono" w:hAnsi="Roboto Mono"/>
-          <w:lang w:val="en-US"/>
-        </w:rPr>
-      </w:pPr>
-      <w:r>
-        <w:rPr>
-          <w:rFonts w:ascii="Roboto Mono" w:hAnsi="Roboto Mono"/>
-          <w:lang w:val="en-US"/>
+        <w:spacing w:after="0" w:line="276" w:lineRule="auto"/>
+        <w:rPr>
+          <w:rFonts w:ascii="Roboto Mono" w:hAnsi="Roboto Mono"/>
+        </w:rPr>
+      </w:pPr>
+      <w:r>
+        <w:rPr>
+          <w:rFonts w:ascii="Roboto Mono" w:hAnsi="Roboto Mono"/>
         </w:rPr>
         <w:t xml:space="preserve">A report shows the wrong </w:t>
       </w:r>
@@ -1319,14 +1410,12 @@
           <w:rFonts w:ascii="Roboto Mono" w:hAnsi="Roboto Mono"/>
           <w:b/>
           <w:bCs/>
-          <w:lang w:val="en-US"/>
         </w:rPr>
         <w:t>date format</w:t>
       </w:r>
       <w:r>
         <w:rPr>
           <w:rFonts w:ascii="Roboto Mono" w:hAnsi="Roboto Mono"/>
-          <w:lang w:val="en-US"/>
         </w:rPr>
         <w:t xml:space="preserve"> compared to the specification.</w:t>
       </w:r>
@@ -1337,15 +1426,14 @@
           <w:ilvl w:val="0"/>
           <w:numId w:val="13"/>
         </w:numPr>
-        <w:rPr>
-          <w:rFonts w:ascii="Roboto Mono" w:hAnsi="Roboto Mono"/>
-          <w:lang w:val="en-US"/>
-        </w:rPr>
-      </w:pPr>
-      <w:r>
-        <w:rPr>
-          <w:rFonts w:ascii="Roboto Mono" w:hAnsi="Roboto Mono"/>
-          <w:lang w:val="en-US"/>
+        <w:spacing w:after="0" w:line="276" w:lineRule="auto"/>
+        <w:rPr>
+          <w:rFonts w:ascii="Roboto Mono" w:hAnsi="Roboto Mono"/>
+        </w:rPr>
+      </w:pPr>
+      <w:r>
+        <w:rPr>
+          <w:rFonts w:ascii="Roboto Mono" w:hAnsi="Roboto Mono"/>
         </w:rPr>
         <w:t xml:space="preserve">A screen </w:t>
       </w:r>
@@ -1354,14 +1442,12 @@
           <w:rFonts w:ascii="Roboto Mono" w:hAnsi="Roboto Mono"/>
           <w:b/>
           <w:bCs/>
-          <w:lang w:val="en-US"/>
         </w:rPr>
         <w:t>loads slower</w:t>
       </w:r>
       <w:r>
         <w:rPr>
           <w:rFonts w:ascii="Roboto Mono" w:hAnsi="Roboto Mono"/>
-          <w:lang w:val="en-US"/>
         </w:rPr>
         <w:t xml:space="preserve"> than the performance requirement allows.</w:t>
       </w:r>
@@ -1372,15 +1458,14 @@
           <w:ilvl w:val="0"/>
           <w:numId w:val="13"/>
         </w:numPr>
-        <w:rPr>
-          <w:rFonts w:ascii="Roboto Mono" w:hAnsi="Roboto Mono"/>
-          <w:lang w:val="en-US"/>
-        </w:rPr>
-      </w:pPr>
-      <w:r>
-        <w:rPr>
-          <w:rFonts w:ascii="Roboto Mono" w:hAnsi="Roboto Mono"/>
-          <w:lang w:val="en-US"/>
+        <w:spacing w:after="0" w:line="276" w:lineRule="auto"/>
+        <w:rPr>
+          <w:rFonts w:ascii="Roboto Mono" w:hAnsi="Roboto Mono"/>
+        </w:rPr>
+      </w:pPr>
+      <w:r>
+        <w:rPr>
+          <w:rFonts w:ascii="Roboto Mono" w:hAnsi="Roboto Mono"/>
         </w:rPr>
         <w:t xml:space="preserve">A test case itself is </w:t>
       </w:r>
@@ -1389,14 +1474,12 @@
           <w:rFonts w:ascii="Roboto Mono" w:hAnsi="Roboto Mono"/>
           <w:b/>
           <w:bCs/>
-          <w:lang w:val="en-US"/>
         </w:rPr>
         <w:t>wrong</w:t>
       </w:r>
       <w:r>
         <w:rPr>
           <w:rFonts w:ascii="Roboto Mono" w:hAnsi="Roboto Mono"/>
-          <w:lang w:val="en-US"/>
         </w:rPr>
         <w:t xml:space="preserve"> and gives a false alarm.</w:t>
       </w:r>
@@ -1407,15 +1490,14 @@
           <w:ilvl w:val="0"/>
           <w:numId w:val="13"/>
         </w:numPr>
-        <w:rPr>
-          <w:rFonts w:ascii="Roboto Mono" w:hAnsi="Roboto Mono"/>
-          <w:lang w:val="en-US"/>
-        </w:rPr>
-      </w:pPr>
-      <w:r>
-        <w:rPr>
-          <w:rFonts w:ascii="Roboto Mono" w:hAnsi="Roboto Mono"/>
-          <w:lang w:val="en-US"/>
+        <w:spacing w:after="0" w:line="276" w:lineRule="auto"/>
+        <w:rPr>
+          <w:rFonts w:ascii="Roboto Mono" w:hAnsi="Roboto Mono"/>
+        </w:rPr>
+      </w:pPr>
+      <w:r>
+        <w:rPr>
+          <w:rFonts w:ascii="Roboto Mono" w:hAnsi="Roboto Mono"/>
         </w:rPr>
         <w:t>Documentation says one thing, but the system does another (inconsistency).</w:t>
       </w:r>
@@ -1424,15 +1506,13 @@
       <w:pPr>
         <w:rPr>
           <w:rFonts w:ascii="Roboto Mono" w:hAnsi="Roboto Mono"/>
-          <w:lang w:val="en-US"/>
-        </w:rPr>
-      </w:pPr>
-      <w:r>
-        <w:rPr>
-          <w:rFonts w:ascii="Roboto Mono" w:hAnsi="Roboto Mono"/>
-          <w:lang w:val="en-US"/>
-        </w:rPr>
-        <w:pict w14:anchorId="5C95B6D1">
+        </w:rPr>
+      </w:pPr>
+      <w:r>
+        <w:rPr>
+          <w:rFonts w:ascii="Roboto Mono" w:hAnsi="Roboto Mono"/>
+        </w:rPr>
+        <w:pict w14:anchorId="42FFCA5F">
           <v:rect id="_x0000_i1031" style="width:0;height:1.5pt" o:hralign="center" o:hrstd="t" o:hr="t" fillcolor="#a0a0a0" stroked="f"/>
         </w:pict>
       </w:r>
@@ -1441,7 +1521,6 @@
       <w:pPr>
         <w:rPr>
           <w:rFonts w:ascii="Roboto Mono" w:hAnsi="Roboto Mono"/>
-          <w:lang w:val="en-US"/>
         </w:rPr>
       </w:pPr>
       <w:r>
@@ -1449,7 +1528,6 @@
           <w:rFonts w:ascii="Roboto Mono" w:hAnsi="Roboto Mono"/>
           <w:b/>
           <w:bCs/>
-          <w:lang w:val="en-US"/>
         </w:rPr>
         <w:t>What happens next:</w:t>
       </w:r>
@@ -1460,15 +1538,14 @@
           <w:ilvl w:val="0"/>
           <w:numId w:val="14"/>
         </w:numPr>
-        <w:rPr>
-          <w:rFonts w:ascii="Roboto Mono" w:hAnsi="Roboto Mono"/>
-          <w:lang w:val="en-US"/>
-        </w:rPr>
-      </w:pPr>
-      <w:r>
-        <w:rPr>
-          <w:rFonts w:ascii="Roboto Mono" w:hAnsi="Roboto Mono"/>
-          <w:lang w:val="en-US"/>
+        <w:spacing w:after="0" w:line="276" w:lineRule="auto"/>
+        <w:rPr>
+          <w:rFonts w:ascii="Roboto Mono" w:hAnsi="Roboto Mono"/>
+        </w:rPr>
+      </w:pPr>
+      <w:r>
+        <w:rPr>
+          <w:rFonts w:ascii="Roboto Mono" w:hAnsi="Roboto Mono"/>
         </w:rPr>
         <w:t>You log the anomaly (record it).</w:t>
       </w:r>
@@ -1479,15 +1556,14 @@
           <w:ilvl w:val="0"/>
           <w:numId w:val="14"/>
         </w:numPr>
-        <w:rPr>
-          <w:rFonts w:ascii="Roboto Mono" w:hAnsi="Roboto Mono"/>
-          <w:lang w:val="en-US"/>
-        </w:rPr>
-      </w:pPr>
-      <w:r>
-        <w:rPr>
-          <w:rFonts w:ascii="Roboto Mono" w:hAnsi="Roboto Mono"/>
-          <w:lang w:val="en-US"/>
+        <w:spacing w:after="0" w:line="276" w:lineRule="auto"/>
+        <w:rPr>
+          <w:rFonts w:ascii="Roboto Mono" w:hAnsi="Roboto Mono"/>
+        </w:rPr>
+      </w:pPr>
+      <w:r>
+        <w:rPr>
+          <w:rFonts w:ascii="Roboto Mono" w:hAnsi="Roboto Mono"/>
         </w:rPr>
         <w:t>You analyze it — is it:</w:t>
       </w:r>
@@ -1498,15 +1574,14 @@
           <w:ilvl w:val="1"/>
           <w:numId w:val="14"/>
         </w:numPr>
-        <w:rPr>
-          <w:rFonts w:ascii="Roboto Mono" w:hAnsi="Roboto Mono"/>
-          <w:lang w:val="en-US"/>
-        </w:rPr>
-      </w:pPr>
-      <w:r>
-        <w:rPr>
-          <w:rFonts w:ascii="Roboto Mono" w:hAnsi="Roboto Mono"/>
-          <w:lang w:val="en-US"/>
+        <w:spacing w:after="0" w:line="276" w:lineRule="auto"/>
+        <w:rPr>
+          <w:rFonts w:ascii="Roboto Mono" w:hAnsi="Roboto Mono"/>
+        </w:rPr>
+      </w:pPr>
+      <w:r>
+        <w:rPr>
+          <w:rFonts w:ascii="Roboto Mono" w:hAnsi="Roboto Mono"/>
         </w:rPr>
         <w:t xml:space="preserve">a </w:t>
       </w:r>
@@ -1515,14 +1590,12 @@
           <w:rFonts w:ascii="Roboto Mono" w:hAnsi="Roboto Mono"/>
           <w:b/>
           <w:bCs/>
-          <w:lang w:val="en-US"/>
         </w:rPr>
         <w:t>defect</w:t>
       </w:r>
       <w:r>
         <w:rPr>
           <w:rFonts w:ascii="Roboto Mono" w:hAnsi="Roboto Mono"/>
-          <w:lang w:val="en-US"/>
         </w:rPr>
         <w:t xml:space="preserve"> in the code?</w:t>
       </w:r>
@@ -1533,15 +1606,14 @@
           <w:ilvl w:val="1"/>
           <w:numId w:val="14"/>
         </w:numPr>
-        <w:rPr>
-          <w:rFonts w:ascii="Roboto Mono" w:hAnsi="Roboto Mono"/>
-          <w:lang w:val="en-US"/>
-        </w:rPr>
-      </w:pPr>
-      <w:r>
-        <w:rPr>
-          <w:rFonts w:ascii="Roboto Mono" w:hAnsi="Roboto Mono"/>
-          <w:lang w:val="en-US"/>
+        <w:spacing w:after="0" w:line="276" w:lineRule="auto"/>
+        <w:rPr>
+          <w:rFonts w:ascii="Roboto Mono" w:hAnsi="Roboto Mono"/>
+        </w:rPr>
+      </w:pPr>
+      <w:r>
+        <w:rPr>
+          <w:rFonts w:ascii="Roboto Mono" w:hAnsi="Roboto Mono"/>
         </w:rPr>
         <w:t xml:space="preserve">a </w:t>
       </w:r>
@@ -1550,14 +1622,12 @@
           <w:rFonts w:ascii="Roboto Mono" w:hAnsi="Roboto Mono"/>
           <w:b/>
           <w:bCs/>
-          <w:lang w:val="en-US"/>
         </w:rPr>
         <w:t>problem</w:t>
       </w:r>
       <w:r>
         <w:rPr>
           <w:rFonts w:ascii="Roboto Mono" w:hAnsi="Roboto Mono"/>
-          <w:lang w:val="en-US"/>
         </w:rPr>
         <w:t xml:space="preserve"> in the test itself?</w:t>
       </w:r>
@@ -1568,15 +1638,14 @@
           <w:ilvl w:val="1"/>
           <w:numId w:val="14"/>
         </w:numPr>
-        <w:rPr>
-          <w:rFonts w:ascii="Roboto Mono" w:hAnsi="Roboto Mono"/>
-          <w:lang w:val="en-US"/>
-        </w:rPr>
-      </w:pPr>
-      <w:r>
-        <w:rPr>
-          <w:rFonts w:ascii="Roboto Mono" w:hAnsi="Roboto Mono"/>
-          <w:lang w:val="en-US"/>
+        <w:spacing w:after="0" w:line="276" w:lineRule="auto"/>
+        <w:rPr>
+          <w:rFonts w:ascii="Roboto Mono" w:hAnsi="Roboto Mono"/>
+        </w:rPr>
+      </w:pPr>
+      <w:r>
+        <w:rPr>
+          <w:rFonts w:ascii="Roboto Mono" w:hAnsi="Roboto Mono"/>
         </w:rPr>
         <w:t xml:space="preserve">a </w:t>
       </w:r>
@@ -1585,14 +1654,12 @@
           <w:rFonts w:ascii="Roboto Mono" w:hAnsi="Roboto Mono"/>
           <w:b/>
           <w:bCs/>
-          <w:lang w:val="en-US"/>
         </w:rPr>
         <w:t>gap</w:t>
       </w:r>
       <w:r>
         <w:rPr>
           <w:rFonts w:ascii="Roboto Mono" w:hAnsi="Roboto Mono"/>
-          <w:lang w:val="en-US"/>
         </w:rPr>
         <w:t xml:space="preserve"> or </w:t>
       </w:r>
@@ -1601,14 +1668,12 @@
           <w:rFonts w:ascii="Roboto Mono" w:hAnsi="Roboto Mono"/>
           <w:b/>
           <w:bCs/>
-          <w:lang w:val="en-US"/>
         </w:rPr>
         <w:t>error</w:t>
       </w:r>
       <w:r>
         <w:rPr>
           <w:rFonts w:ascii="Roboto Mono" w:hAnsi="Roboto Mono"/>
-          <w:lang w:val="en-US"/>
         </w:rPr>
         <w:t xml:space="preserve"> in the requirement?</w:t>
       </w:r>
@@ -1619,15 +1684,14 @@
           <w:ilvl w:val="0"/>
           <w:numId w:val="14"/>
         </w:numPr>
-        <w:rPr>
-          <w:rFonts w:ascii="Roboto Mono" w:hAnsi="Roboto Mono"/>
-          <w:lang w:val="en-US"/>
-        </w:rPr>
-      </w:pPr>
-      <w:r>
-        <w:rPr>
-          <w:rFonts w:ascii="Roboto Mono" w:hAnsi="Roboto Mono"/>
-          <w:lang w:val="en-US"/>
+        <w:spacing w:after="0" w:line="276" w:lineRule="auto"/>
+        <w:rPr>
+          <w:rFonts w:ascii="Roboto Mono" w:hAnsi="Roboto Mono"/>
+        </w:rPr>
+      </w:pPr>
+      <w:r>
+        <w:rPr>
+          <w:rFonts w:ascii="Roboto Mono" w:hAnsi="Roboto Mono"/>
         </w:rPr>
         <w:t>Then you classify and report it accordingly.</w:t>
       </w:r>
@@ -1636,15 +1700,13 @@
       <w:pPr>
         <w:rPr>
           <w:rFonts w:ascii="Roboto Mono" w:hAnsi="Roboto Mono"/>
-          <w:lang w:val="en-US"/>
-        </w:rPr>
-      </w:pPr>
-      <w:r>
-        <w:rPr>
-          <w:rFonts w:ascii="Roboto Mono" w:hAnsi="Roboto Mono"/>
-          <w:lang w:val="en-US"/>
-        </w:rPr>
-        <w:pict w14:anchorId="769353CD">
+        </w:rPr>
+      </w:pPr>
+      <w:r>
+        <w:rPr>
+          <w:rFonts w:ascii="Roboto Mono" w:hAnsi="Roboto Mono"/>
+        </w:rPr>
+        <w:pict w14:anchorId="6A037A5F">
           <v:rect id="_x0000_i1032" style="width:0;height:1.5pt" o:hralign="center" o:hrstd="t" o:hr="t" fillcolor="#a0a0a0" stroked="f"/>
         </w:pict>
       </w:r>
@@ -1653,21 +1715,17 @@
       <w:pPr>
         <w:rPr>
           <w:rFonts w:ascii="Roboto Mono" w:hAnsi="Roboto Mono"/>
-          <w:lang w:val="en-US"/>
         </w:rPr>
       </w:pPr>
       <w:r>
         <w:rPr>
           <w:rFonts w:ascii="Segoe UI Emoji" w:hAnsi="Segoe UI Emoji" w:cs="Segoe UI Emoji"/>
-          <w:lang w:val="en-US"/>
-        </w:rPr>
-        <w:lastRenderedPageBreak/>
+        </w:rPr>
         <w:t>💡</w:t>
       </w:r>
       <w:r>
         <w:rPr>
           <w:rFonts w:ascii="Roboto Mono" w:hAnsi="Roboto Mono"/>
-          <w:lang w:val="en-US"/>
         </w:rPr>
         <w:t xml:space="preserve"> </w:t>
       </w:r>
@@ -1676,7 +1734,6 @@
           <w:rFonts w:ascii="Roboto Mono" w:hAnsi="Roboto Mono"/>
           <w:b/>
           <w:bCs/>
-          <w:lang w:val="en-US"/>
         </w:rPr>
         <w:t>In short:</w:t>
       </w:r>
@@ -1685,13 +1742,11 @@
       <w:pPr>
         <w:rPr>
           <w:rFonts w:ascii="Roboto Mono" w:hAnsi="Roboto Mono"/>
-          <w:lang w:val="en-US"/>
-        </w:rPr>
-      </w:pPr>
-      <w:r>
-        <w:rPr>
-          <w:rFonts w:ascii="Roboto Mono" w:hAnsi="Roboto Mono"/>
-          <w:lang w:val="en-US"/>
+        </w:rPr>
+      </w:pPr>
+      <w:r>
+        <w:rPr>
+          <w:rFonts w:ascii="Roboto Mono" w:hAnsi="Roboto Mono"/>
         </w:rPr>
         <w:t xml:space="preserve">In testing, “anomaly” = anything unexpected during testing that </w:t>
       </w:r>
@@ -1700,14 +1755,12 @@
           <w:rFonts w:ascii="Roboto Mono" w:hAnsi="Roboto Mono"/>
           <w:b/>
           <w:bCs/>
-          <w:lang w:val="en-US"/>
         </w:rPr>
         <w:t>might</w:t>
       </w:r>
       <w:r>
         <w:rPr>
           <w:rFonts w:ascii="Roboto Mono" w:hAnsi="Roboto Mono"/>
-          <w:lang w:val="en-US"/>
         </w:rPr>
         <w:t xml:space="preserve"> indicate a problem — a broad term used </w:t>
       </w:r>
@@ -1716,14 +1769,12 @@
           <w:rFonts w:ascii="Roboto Mono" w:hAnsi="Roboto Mono"/>
           <w:b/>
           <w:bCs/>
-          <w:lang w:val="en-US"/>
         </w:rPr>
         <w:t>before</w:t>
       </w:r>
       <w:r>
         <w:rPr>
           <w:rFonts w:ascii="Roboto Mono" w:hAnsi="Roboto Mono"/>
-          <w:lang w:val="en-US"/>
         </w:rPr>
         <w:t xml:space="preserve"> confirming it’s really a defect.</w:t>
       </w:r>
@@ -1732,15 +1783,13 @@
       <w:pPr>
         <w:rPr>
           <w:rFonts w:ascii="Roboto Mono" w:hAnsi="Roboto Mono"/>
-          <w:lang w:val="en-US"/>
-        </w:rPr>
-      </w:pPr>
-      <w:r>
-        <w:rPr>
-          <w:rFonts w:ascii="Roboto Mono" w:hAnsi="Roboto Mono"/>
-          <w:lang w:val="en-US"/>
-        </w:rPr>
-        <w:pict w14:anchorId="0D02E48C">
+        </w:rPr>
+      </w:pPr>
+      <w:r>
+        <w:rPr>
+          <w:rFonts w:ascii="Roboto Mono" w:hAnsi="Roboto Mono"/>
+        </w:rPr>
+        <w:pict w14:anchorId="227A82E1">
           <v:rect id="_x0000_i1033" style="width:0;height:1.5pt" o:hralign="center" o:hrstd="t" o:hr="t" fillcolor="#a0a0a0" stroked="f"/>
         </w:pict>
       </w:r>
@@ -1770,51 +1819,77 @@
       </w:pPr>
       <w:r>
         <w:rPr>
-          <w:b/>
-          <w:shd w:val="clear" w:color="auto" w:fill="B7B7B7"/>
-        </w:rPr>
-        <w:t># Source</w:t>
-      </w:r>
-      <w:r>
-        <w:rPr>
-          <w:shd w:val="clear" w:color="auto" w:fill="B7B7B7"/>
-        </w:rPr>
-        <w:t xml:space="preserve">: </w:t>
-      </w:r>
-      <w:r>
-        <w:rPr>
-          <w:b/>
-          <w:shd w:val="clear" w:color="auto" w:fill="B7B7B7"/>
-        </w:rPr>
-        <w:t xml:space="preserve">Chatgpt </w:t>
-      </w:r>
-      <w:r>
-        <w:rPr>
-          <w:b/>
-          <w:sz w:val="14"/>
-          <w:szCs w:val="14"/>
-          <w:shd w:val="clear" w:color="auto" w:fill="B7B7B7"/>
-        </w:rPr>
-        <w:t>(GPT</w:t>
-      </w:r>
-      <w:r>
-        <w:rPr>
-          <w:rFonts w:ascii="Cambria Math" w:hAnsi="Cambria Math" w:cs="Cambria Math"/>
-          <w:b/>
-          <w:sz w:val="14"/>
-          <w:szCs w:val="14"/>
-          <w:shd w:val="clear" w:color="auto" w:fill="B7B7B7"/>
+          <w:rFonts w:ascii="Arial" w:eastAsia="Arial" w:hAnsi="Arial" w:cs="Arial"/>
+          <w:b/>
+          <w:color w:val="000000"/>
+          <w:sz w:val="18"/>
+          <w:highlight w:val="lightGray"/>
+        </w:rPr>
+        <w:t># Source: AI Source: Provided by: [Data Path</w:t>
+      </w:r>
+      <w:r>
+        <w:rPr>
+          <w:rFonts w:ascii="Arial" w:eastAsia="Arial" w:hAnsi="Arial" w:cs="Arial"/>
+          <w:color w:val="000000"/>
+          <w:sz w:val="18"/>
+          <w:highlight w:val="lightGray"/>
+        </w:rPr>
+        <w:t xml:space="preserve">: Persons Table -&gt; ID Column: 1, Name_En Column: Motasem Essam] -&gt; </w:t>
+      </w:r>
+      <w:r>
+        <w:rPr>
+          <w:rFonts w:ascii="Arial" w:eastAsia="Arial" w:hAnsi="Arial" w:cs="Arial"/>
+          <w:b/>
+          <w:color w:val="000000"/>
+          <w:sz w:val="18"/>
+          <w:highlight w:val="lightGray"/>
+        </w:rPr>
+        <w:t>From:</w:t>
+      </w:r>
+      <w:r>
+        <w:rPr>
+          <w:rFonts w:ascii="Arial" w:eastAsia="Arial" w:hAnsi="Arial" w:cs="Arial"/>
+          <w:color w:val="000000"/>
+          <w:sz w:val="18"/>
+          <w:highlight w:val="lightGray"/>
+        </w:rPr>
+        <w:t xml:space="preserve"> [Chatgpt (GPT</w:t>
+      </w:r>
+      <w:r>
+        <w:rPr>
+          <w:rFonts w:ascii="Arial" w:eastAsia="Arial" w:hAnsi="Arial" w:cs="Cambria Math"/>
+          <w:color w:val="000000"/>
+          <w:sz w:val="18"/>
+          <w:highlight w:val="lightGray"/>
         </w:rPr>
         <w:t>‑</w:t>
       </w:r>
       <w:r>
         <w:rPr>
-          <w:b/>
-          <w:sz w:val="14"/>
-          <w:szCs w:val="14"/>
-          <w:shd w:val="clear" w:color="auto" w:fill="B7B7B7"/>
-        </w:rPr>
-        <w:t>5 Mini) at [8/12/2025]</w:t>
+          <w:rFonts w:ascii="Arial" w:eastAsia="Arial" w:hAnsi="Arial" w:cs="Arial"/>
+          <w:color w:val="000000"/>
+          <w:sz w:val="18"/>
+          <w:highlight w:val="lightGray"/>
+        </w:rPr>
+        <w:t xml:space="preserve">5 Mini)] </w:t>
+      </w:r>
+      <w:r>
+        <w:rPr>
+          <w:rFonts w:ascii="Arial" w:eastAsia="Arial" w:hAnsi="Arial" w:cs="Arial"/>
+          <w:b/>
+          <w:color w:val="000000"/>
+          <w:sz w:val="18"/>
+          <w:highlight w:val="lightGray"/>
+        </w:rPr>
+        <w:t>on</w:t>
+      </w:r>
+      <w:r>
+        <w:rPr>
+          <w:rFonts w:ascii="Arial" w:eastAsia="Arial" w:hAnsi="Arial"/>
+          <w:sz w:val="18"/>
+          <w:highlight w:val="lightGray"/>
+        </w:rPr>
+        <w:t xml:space="preserve"> [8/12/2025]</w:t>
       </w:r>
     </w:p>
     <w:p>
@@ -1823,7 +1898,7 @@
           <w:ilvl w:val="0"/>
           <w:numId w:val="1"/>
         </w:numPr>
-        <w:spacing w:before="240"/>
+        <w:spacing w:before="240" w:after="0" w:line="276" w:lineRule="auto"/>
       </w:pPr>
       <w:r>
         <w:rPr>
@@ -1864,6 +1939,7 @@
           <w:ilvl w:val="0"/>
           <w:numId w:val="1"/>
         </w:numPr>
+        <w:spacing w:after="0" w:line="276" w:lineRule="auto"/>
       </w:pPr>
       <w:r>
         <w:rPr>
@@ -1904,6 +1980,7 @@
           <w:ilvl w:val="0"/>
           <w:numId w:val="1"/>
         </w:numPr>
+        <w:spacing w:after="0" w:line="276" w:lineRule="auto"/>
         <w:rPr>
           <w:rFonts w:ascii="Roboto Mono" w:eastAsia="Roboto Mono" w:hAnsi="Roboto Mono" w:cs="Roboto Mono"/>
         </w:rPr>
@@ -1929,7 +2006,7 @@
           <w:ilvl w:val="1"/>
           <w:numId w:val="1"/>
         </w:numPr>
-        <w:spacing w:after="240"/>
+        <w:spacing w:after="240" w:line="276" w:lineRule="auto"/>
       </w:pPr>
       <w:r>
         <w:rPr>
@@ -1942,20 +2019,11 @@
     <w:p>
       <w:pPr>
         <w:pStyle w:val="Heading2"/>
-        <w:rPr>
-          <w:lang w:val="en-US"/>
-        </w:rPr>
-      </w:pPr>
-      <w:r>
-        <w:rPr>
-          <w:lang w:val="en-US"/>
-        </w:rPr>
+      </w:pPr>
+      <w:r>
         <w:t xml:space="preserve">6. </w:t>
       </w:r>
       <w:r>
-        <w:rPr>
-          <w:lang w:val="en-US"/>
-        </w:rPr>
         <w:t>Root Cause Analysis (RCA)</w:t>
       </w:r>
     </w:p>
@@ -1965,51 +2033,77 @@
       </w:pPr>
       <w:r>
         <w:rPr>
-          <w:b/>
-          <w:shd w:val="clear" w:color="auto" w:fill="B7B7B7"/>
-        </w:rPr>
-        <w:t># Source</w:t>
-      </w:r>
-      <w:r>
-        <w:rPr>
-          <w:shd w:val="clear" w:color="auto" w:fill="B7B7B7"/>
-        </w:rPr>
-        <w:t xml:space="preserve">: </w:t>
-      </w:r>
-      <w:r>
-        <w:rPr>
-          <w:b/>
-          <w:shd w:val="clear" w:color="auto" w:fill="B7B7B7"/>
-        </w:rPr>
-        <w:t xml:space="preserve">Chatgpt </w:t>
-      </w:r>
-      <w:r>
-        <w:rPr>
-          <w:b/>
-          <w:sz w:val="14"/>
-          <w:szCs w:val="14"/>
-          <w:shd w:val="clear" w:color="auto" w:fill="B7B7B7"/>
-        </w:rPr>
-        <w:t>(GPT</w:t>
-      </w:r>
-      <w:r>
-        <w:rPr>
-          <w:rFonts w:ascii="Cambria Math" w:hAnsi="Cambria Math" w:cs="Cambria Math"/>
-          <w:b/>
-          <w:sz w:val="14"/>
-          <w:szCs w:val="14"/>
-          <w:shd w:val="clear" w:color="auto" w:fill="B7B7B7"/>
+          <w:rFonts w:ascii="Arial" w:eastAsia="Arial" w:hAnsi="Arial" w:cs="Arial"/>
+          <w:b/>
+          <w:color w:val="000000"/>
+          <w:sz w:val="18"/>
+          <w:highlight w:val="lightGray"/>
+        </w:rPr>
+        <w:t># Source: AI Source: Provided by: [Data Path</w:t>
+      </w:r>
+      <w:r>
+        <w:rPr>
+          <w:rFonts w:ascii="Arial" w:eastAsia="Arial" w:hAnsi="Arial" w:cs="Arial"/>
+          <w:color w:val="000000"/>
+          <w:sz w:val="18"/>
+          <w:highlight w:val="lightGray"/>
+        </w:rPr>
+        <w:t xml:space="preserve">: Persons Table -&gt; ID Column: 1, Name_En Column: Motasem Essam] -&gt; </w:t>
+      </w:r>
+      <w:r>
+        <w:rPr>
+          <w:rFonts w:ascii="Arial" w:eastAsia="Arial" w:hAnsi="Arial" w:cs="Arial"/>
+          <w:b/>
+          <w:color w:val="000000"/>
+          <w:sz w:val="18"/>
+          <w:highlight w:val="lightGray"/>
+        </w:rPr>
+        <w:t>From:</w:t>
+      </w:r>
+      <w:r>
+        <w:rPr>
+          <w:rFonts w:ascii="Arial" w:eastAsia="Arial" w:hAnsi="Arial" w:cs="Arial"/>
+          <w:color w:val="000000"/>
+          <w:sz w:val="18"/>
+          <w:highlight w:val="lightGray"/>
+        </w:rPr>
+        <w:t xml:space="preserve"> [Chatgpt (GPT</w:t>
+      </w:r>
+      <w:r>
+        <w:rPr>
+          <w:rFonts w:ascii="Arial" w:eastAsia="Arial" w:hAnsi="Arial" w:cs="Cambria Math"/>
+          <w:color w:val="000000"/>
+          <w:sz w:val="18"/>
+          <w:highlight w:val="lightGray"/>
         </w:rPr>
         <w:t>‑</w:t>
       </w:r>
       <w:r>
         <w:rPr>
-          <w:b/>
-          <w:sz w:val="14"/>
-          <w:szCs w:val="14"/>
-          <w:shd w:val="clear" w:color="auto" w:fill="B7B7B7"/>
-        </w:rPr>
-        <w:t>5 Mini) at [9/3/2025]</w:t>
+          <w:rFonts w:ascii="Arial" w:eastAsia="Arial" w:hAnsi="Arial" w:cs="Arial"/>
+          <w:color w:val="000000"/>
+          <w:sz w:val="18"/>
+          <w:highlight w:val="lightGray"/>
+        </w:rPr>
+        <w:t xml:space="preserve">5 Mini)] </w:t>
+      </w:r>
+      <w:r>
+        <w:rPr>
+          <w:rFonts w:ascii="Arial" w:eastAsia="Arial" w:hAnsi="Arial" w:cs="Arial"/>
+          <w:b/>
+          <w:color w:val="000000"/>
+          <w:sz w:val="18"/>
+          <w:highlight w:val="lightGray"/>
+        </w:rPr>
+        <w:t>on</w:t>
+      </w:r>
+      <w:r>
+        <w:rPr>
+          <w:rFonts w:ascii="Arial" w:eastAsia="Arial" w:hAnsi="Arial"/>
+          <w:sz w:val="18"/>
+          <w:highlight w:val="lightGray"/>
+        </w:rPr>
+        <w:t xml:space="preserve"> [9/3/2025]</w:t>
       </w:r>
     </w:p>
     <w:p>
@@ -2018,7 +2112,6 @@
           <w:rFonts w:ascii="Roboto Mono" w:hAnsi="Roboto Mono"/>
           <w:b/>
           <w:bCs/>
-          <w:lang w:val="en-US"/>
         </w:rPr>
       </w:pPr>
       <w:r>
@@ -2026,7 +2119,6 @@
           <w:rFonts w:ascii="Segoe UI Emoji" w:hAnsi="Segoe UI Emoji" w:cs="Segoe UI Emoji"/>
           <w:b/>
           <w:bCs/>
-          <w:lang w:val="en-US"/>
         </w:rPr>
         <w:t>🔹</w:t>
       </w:r>
@@ -2035,7 +2127,6 @@
           <w:rFonts w:ascii="Roboto Mono" w:hAnsi="Roboto Mono"/>
           <w:b/>
           <w:bCs/>
-          <w:lang w:val="en-US"/>
         </w:rPr>
         <w:t xml:space="preserve"> Root Cause Analysis (RCA)</w:t>
       </w:r>
@@ -2044,13 +2135,11 @@
       <w:pPr>
         <w:rPr>
           <w:rFonts w:ascii="Roboto Mono" w:hAnsi="Roboto Mono"/>
-          <w:lang w:val="en-US"/>
-        </w:rPr>
-      </w:pPr>
-      <w:r>
-        <w:rPr>
-          <w:rFonts w:ascii="Roboto Mono" w:hAnsi="Roboto Mono"/>
-          <w:lang w:val="en-US"/>
+        </w:rPr>
+      </w:pPr>
+      <w:r>
+        <w:rPr>
+          <w:rFonts w:ascii="Roboto Mono" w:hAnsi="Roboto Mono"/>
         </w:rPr>
         <w:t xml:space="preserve">Root Cause Analysis is a </w:t>
       </w:r>
@@ -2059,14 +2148,12 @@
           <w:rFonts w:ascii="Roboto Mono" w:hAnsi="Roboto Mono"/>
           <w:b/>
           <w:bCs/>
-          <w:lang w:val="en-US"/>
         </w:rPr>
         <w:t>problem-solving method</w:t>
       </w:r>
       <w:r>
         <w:rPr>
           <w:rFonts w:ascii="Roboto Mono" w:hAnsi="Roboto Mono"/>
-          <w:lang w:val="en-US"/>
         </w:rPr>
         <w:t xml:space="preserve"> used to identify the </w:t>
       </w:r>
@@ -2075,14 +2162,12 @@
           <w:rFonts w:ascii="Roboto Mono" w:hAnsi="Roboto Mono"/>
           <w:b/>
           <w:bCs/>
-          <w:lang w:val="en-US"/>
         </w:rPr>
         <w:t>fundamental reason</w:t>
       </w:r>
       <w:r>
         <w:rPr>
           <w:rFonts w:ascii="Roboto Mono" w:hAnsi="Roboto Mono"/>
-          <w:lang w:val="en-US"/>
         </w:rPr>
         <w:t xml:space="preserve"> (the “root cause”) why a problem, defect, or failure occurred — instead of just fixing the </w:t>
       </w:r>
@@ -2091,14 +2176,12 @@
           <w:rFonts w:ascii="Roboto Mono" w:hAnsi="Roboto Mono"/>
           <w:b/>
           <w:bCs/>
-          <w:lang w:val="en-US"/>
         </w:rPr>
         <w:t>symptom</w:t>
       </w:r>
       <w:r>
         <w:rPr>
           <w:rFonts w:ascii="Roboto Mono" w:hAnsi="Roboto Mono"/>
-          <w:lang w:val="en-US"/>
         </w:rPr>
         <w:t>.</w:t>
       </w:r>
@@ -2107,13 +2190,11 @@
       <w:pPr>
         <w:rPr>
           <w:rFonts w:ascii="Roboto Mono" w:hAnsi="Roboto Mono"/>
-          <w:lang w:val="en-US"/>
-        </w:rPr>
-      </w:pPr>
-      <w:r>
-        <w:rPr>
-          <w:rFonts w:ascii="Roboto Mono" w:hAnsi="Roboto Mono"/>
-          <w:lang w:val="en-US"/>
+        </w:rPr>
+      </w:pPr>
+      <w:r>
+        <w:rPr>
+          <w:rFonts w:ascii="Roboto Mono" w:hAnsi="Roboto Mono"/>
         </w:rPr>
         <w:t>The idea is:</w:t>
       </w:r>
@@ -2122,7 +2203,6 @@
       <w:pPr>
         <w:rPr>
           <w:rFonts w:ascii="Roboto Mono" w:hAnsi="Roboto Mono"/>
-          <w:lang w:val="en-US"/>
         </w:rPr>
       </w:pPr>
       <w:r>
@@ -2130,22 +2210,13 @@
           <w:rFonts w:ascii="Roboto Mono" w:hAnsi="Roboto Mono"/>
           <w:i/>
           <w:iCs/>
-          <w:lang w:val="en-US"/>
         </w:rPr>
         <w:t>If you remove the root cause, the problem won’t happen again (or will happen less often).</w:t>
       </w:r>
     </w:p>
     <w:p>
-      <w:pPr>
-        <w:rPr>
-          <w:lang w:val="en-US"/>
-        </w:rPr>
-      </w:pPr>
-      <w:r>
-        <w:rPr>
-          <w:lang w:val="en-US"/>
-        </w:rPr>
-        <w:pict w14:anchorId="4306991D">
+      <w:r>
+        <w:pict w14:anchorId="50FBA896">
           <v:rect id="_x0000_i1034" style="width:0;height:1.5pt" o:hralign="center" o:hrstd="t" o:hr="t" fillcolor="#a0a0a0" stroked="f"/>
         </w:pict>
       </w:r>
@@ -2156,7 +2227,6 @@
           <w:rFonts w:ascii="Roboto Mono" w:hAnsi="Roboto Mono"/>
           <w:b/>
           <w:bCs/>
-          <w:lang w:val="en-US"/>
         </w:rPr>
       </w:pPr>
       <w:r>
@@ -2164,7 +2234,6 @@
           <w:rFonts w:ascii="Segoe UI Emoji" w:hAnsi="Segoe UI Emoji" w:cs="Segoe UI Emoji"/>
           <w:b/>
           <w:bCs/>
-          <w:lang w:val="en-US"/>
         </w:rPr>
         <w:t>🔹</w:t>
       </w:r>
@@ -2173,7 +2242,6 @@
           <w:rFonts w:ascii="Roboto Mono" w:hAnsi="Roboto Mono"/>
           <w:b/>
           <w:bCs/>
-          <w:lang w:val="en-US"/>
         </w:rPr>
         <w:t xml:space="preserve"> Key Points</w:t>
       </w:r>
@@ -2184,9 +2252,9 @@
           <w:ilvl w:val="0"/>
           <w:numId w:val="10"/>
         </w:numPr>
-        <w:rPr>
-          <w:rFonts w:ascii="Roboto Mono" w:hAnsi="Roboto Mono"/>
-          <w:lang w:val="en-US"/>
+        <w:spacing w:after="0" w:line="276" w:lineRule="auto"/>
+        <w:rPr>
+          <w:rFonts w:ascii="Roboto Mono" w:hAnsi="Roboto Mono"/>
         </w:rPr>
       </w:pPr>
       <w:r>
@@ -2194,27 +2262,21 @@
           <w:rFonts w:ascii="Roboto Mono" w:hAnsi="Roboto Mono"/>
           <w:b/>
           <w:bCs/>
-          <w:lang w:val="en-US"/>
         </w:rPr>
         <w:t>Symptom</w:t>
       </w:r>
       <w:r>
         <w:rPr>
           <w:rFonts w:ascii="Roboto Mono" w:hAnsi="Roboto Mono"/>
-          <w:lang w:val="en-US"/>
         </w:rPr>
         <w:t xml:space="preserve"> </w:t>
       </w:r>
       <w:r>
-        <w:rPr>
-          <w:lang w:val="en-US"/>
-        </w:rPr>
         <w:t>→</w:t>
       </w:r>
       <w:r>
         <w:rPr>
           <w:rFonts w:ascii="Roboto Mono" w:hAnsi="Roboto Mono"/>
-          <w:lang w:val="en-US"/>
         </w:rPr>
         <w:t xml:space="preserve"> What you see (error message, system crash, failed test).</w:t>
       </w:r>
@@ -2225,9 +2287,9 @@
           <w:ilvl w:val="0"/>
           <w:numId w:val="10"/>
         </w:numPr>
-        <w:rPr>
-          <w:rFonts w:ascii="Roboto Mono" w:hAnsi="Roboto Mono"/>
-          <w:lang w:val="en-US"/>
+        <w:spacing w:after="0" w:line="276" w:lineRule="auto"/>
+        <w:rPr>
+          <w:rFonts w:ascii="Roboto Mono" w:hAnsi="Roboto Mono"/>
         </w:rPr>
       </w:pPr>
       <w:r>
@@ -2235,27 +2297,21 @@
           <w:rFonts w:ascii="Roboto Mono" w:hAnsi="Roboto Mono"/>
           <w:b/>
           <w:bCs/>
-          <w:lang w:val="en-US"/>
         </w:rPr>
         <w:t>Immediate cause</w:t>
       </w:r>
       <w:r>
         <w:rPr>
           <w:rFonts w:ascii="Roboto Mono" w:hAnsi="Roboto Mono"/>
-          <w:lang w:val="en-US"/>
         </w:rPr>
         <w:t xml:space="preserve"> </w:t>
       </w:r>
       <w:r>
-        <w:rPr>
-          <w:lang w:val="en-US"/>
-        </w:rPr>
         <w:t>→</w:t>
       </w:r>
       <w:r>
         <w:rPr>
           <w:rFonts w:ascii="Roboto Mono" w:hAnsi="Roboto Mono"/>
-          <w:lang w:val="en-US"/>
         </w:rPr>
         <w:t xml:space="preserve"> What directly caused the symptom (e.g., null pointer).</w:t>
       </w:r>
@@ -2266,9 +2322,9 @@
           <w:ilvl w:val="0"/>
           <w:numId w:val="10"/>
         </w:numPr>
-        <w:rPr>
-          <w:rFonts w:ascii="Roboto Mono" w:hAnsi="Roboto Mono"/>
-          <w:lang w:val="en-US"/>
+        <w:spacing w:after="0" w:line="276" w:lineRule="auto"/>
+        <w:rPr>
+          <w:rFonts w:ascii="Roboto Mono" w:hAnsi="Roboto Mono"/>
         </w:rPr>
       </w:pPr>
       <w:r>
@@ -2276,43 +2332,28 @@
           <w:rFonts w:ascii="Roboto Mono" w:hAnsi="Roboto Mono"/>
           <w:b/>
           <w:bCs/>
-          <w:lang w:val="en-US"/>
-        </w:rPr>
-        <w:lastRenderedPageBreak/>
+        </w:rPr>
         <w:t>Root cause</w:t>
       </w:r>
       <w:r>
         <w:rPr>
           <w:rFonts w:ascii="Roboto Mono" w:hAnsi="Roboto Mono"/>
-          <w:lang w:val="en-US"/>
         </w:rPr>
         <w:t xml:space="preserve"> </w:t>
       </w:r>
       <w:r>
-        <w:rPr>
-          <w:lang w:val="en-US"/>
-        </w:rPr>
         <w:t>→</w:t>
       </w:r>
       <w:r>
         <w:rPr>
           <w:rFonts w:ascii="Roboto Mono" w:hAnsi="Roboto Mono"/>
-          <w:lang w:val="en-US"/>
         </w:rPr>
         <w:t xml:space="preserve"> The deeper underlying reason (e.g., missing input validation in requirements).</w:t>
       </w:r>
     </w:p>
     <w:p>
-      <w:pPr>
-        <w:rPr>
-          <w:lang w:val="en-US"/>
-        </w:rPr>
-      </w:pPr>
-      <w:r>
-        <w:rPr>
-          <w:lang w:val="en-US"/>
-        </w:rPr>
-        <w:pict w14:anchorId="6F2CC799">
+      <w:r>
+        <w:pict w14:anchorId="617F5AD5">
           <v:rect id="_x0000_i1035" style="width:0;height:1.5pt" o:hralign="center" o:hrstd="t" o:hr="t" fillcolor="#a0a0a0" stroked="f"/>
         </w:pict>
       </w:r>
@@ -2323,7 +2364,6 @@
           <w:rFonts w:ascii="Roboto Mono" w:hAnsi="Roboto Mono"/>
           <w:b/>
           <w:bCs/>
-          <w:lang w:val="en-US"/>
         </w:rPr>
       </w:pPr>
       <w:r>
@@ -2331,7 +2371,6 @@
           <w:rFonts w:ascii="Segoe UI Emoji" w:hAnsi="Segoe UI Emoji" w:cs="Segoe UI Emoji"/>
           <w:b/>
           <w:bCs/>
-          <w:lang w:val="en-US"/>
         </w:rPr>
         <w:t>🔹</w:t>
       </w:r>
@@ -2340,7 +2379,6 @@
           <w:rFonts w:ascii="Roboto Mono" w:hAnsi="Roboto Mono"/>
           <w:b/>
           <w:bCs/>
-          <w:lang w:val="en-US"/>
         </w:rPr>
         <w:t xml:space="preserve"> Common RCA Techniques</w:t>
       </w:r>
@@ -2351,9 +2389,9 @@
           <w:ilvl w:val="0"/>
           <w:numId w:val="11"/>
         </w:numPr>
-        <w:rPr>
-          <w:rFonts w:ascii="Roboto Mono" w:hAnsi="Roboto Mono"/>
-          <w:lang w:val="en-US"/>
+        <w:spacing w:after="0" w:line="276" w:lineRule="auto"/>
+        <w:rPr>
+          <w:rFonts w:ascii="Roboto Mono" w:hAnsi="Roboto Mono"/>
         </w:rPr>
       </w:pPr>
       <w:r>
@@ -2361,7 +2399,6 @@
           <w:rFonts w:ascii="Roboto Mono" w:hAnsi="Roboto Mono"/>
           <w:b/>
           <w:bCs/>
-          <w:lang w:val="en-US"/>
         </w:rPr>
         <w:t>5 Whys</w:t>
       </w:r>
@@ -2372,15 +2409,14 @@
           <w:ilvl w:val="1"/>
           <w:numId w:val="11"/>
         </w:numPr>
-        <w:rPr>
-          <w:rFonts w:ascii="Roboto Mono" w:hAnsi="Roboto Mono"/>
-          <w:lang w:val="en-US"/>
-        </w:rPr>
-      </w:pPr>
-      <w:r>
-        <w:rPr>
-          <w:rFonts w:ascii="Roboto Mono" w:hAnsi="Roboto Mono"/>
-          <w:lang w:val="en-US"/>
+        <w:spacing w:after="0" w:line="276" w:lineRule="auto"/>
+        <w:rPr>
+          <w:rFonts w:ascii="Roboto Mono" w:hAnsi="Roboto Mono"/>
+        </w:rPr>
+      </w:pPr>
+      <w:r>
+        <w:rPr>
+          <w:rFonts w:ascii="Roboto Mono" w:hAnsi="Roboto Mono"/>
         </w:rPr>
         <w:t>Ask “why?” repeatedly until you reach the real root cause.</w:t>
       </w:r>
@@ -2391,15 +2427,14 @@
           <w:ilvl w:val="1"/>
           <w:numId w:val="11"/>
         </w:numPr>
-        <w:rPr>
-          <w:rFonts w:ascii="Roboto Mono" w:hAnsi="Roboto Mono"/>
-          <w:lang w:val="en-US"/>
-        </w:rPr>
-      </w:pPr>
-      <w:r>
-        <w:rPr>
-          <w:rFonts w:ascii="Roboto Mono" w:hAnsi="Roboto Mono"/>
-          <w:lang w:val="en-US"/>
+        <w:spacing w:after="0" w:line="276" w:lineRule="auto"/>
+        <w:rPr>
+          <w:rFonts w:ascii="Roboto Mono" w:hAnsi="Roboto Mono"/>
+        </w:rPr>
+      </w:pPr>
+      <w:r>
+        <w:rPr>
+          <w:rFonts w:ascii="Roboto Mono" w:hAnsi="Roboto Mono"/>
         </w:rPr>
         <w:t>Example:</w:t>
       </w:r>
@@ -2410,15 +2445,14 @@
           <w:ilvl w:val="2"/>
           <w:numId w:val="11"/>
         </w:numPr>
-        <w:rPr>
-          <w:rFonts w:ascii="Roboto Mono" w:hAnsi="Roboto Mono"/>
-          <w:lang w:val="en-US"/>
-        </w:rPr>
-      </w:pPr>
-      <w:r>
-        <w:rPr>
-          <w:rFonts w:ascii="Roboto Mono" w:hAnsi="Roboto Mono"/>
-          <w:lang w:val="en-US"/>
+        <w:spacing w:after="0" w:line="276" w:lineRule="auto"/>
+        <w:rPr>
+          <w:rFonts w:ascii="Roboto Mono" w:hAnsi="Roboto Mono"/>
+        </w:rPr>
+      </w:pPr>
+      <w:r>
+        <w:rPr>
+          <w:rFonts w:ascii="Roboto Mono" w:hAnsi="Roboto Mono"/>
         </w:rPr>
         <w:t>Problem: Website crashed.</w:t>
       </w:r>
@@ -2429,28 +2463,23 @@
           <w:ilvl w:val="2"/>
           <w:numId w:val="11"/>
         </w:numPr>
-        <w:rPr>
-          <w:rFonts w:ascii="Roboto Mono" w:hAnsi="Roboto Mono"/>
-          <w:lang w:val="en-US"/>
-        </w:rPr>
-      </w:pPr>
-      <w:r>
-        <w:rPr>
-          <w:rFonts w:ascii="Roboto Mono" w:hAnsi="Roboto Mono"/>
-          <w:lang w:val="en-US"/>
+        <w:spacing w:after="0" w:line="276" w:lineRule="auto"/>
+        <w:rPr>
+          <w:rFonts w:ascii="Roboto Mono" w:hAnsi="Roboto Mono"/>
+        </w:rPr>
+      </w:pPr>
+      <w:r>
+        <w:rPr>
+          <w:rFonts w:ascii="Roboto Mono" w:hAnsi="Roboto Mono"/>
         </w:rPr>
         <w:t xml:space="preserve">Why? </w:t>
       </w:r>
       <w:r>
-        <w:rPr>
-          <w:lang w:val="en-US"/>
-        </w:rPr>
         <w:t>→</w:t>
       </w:r>
       <w:r>
         <w:rPr>
           <w:rFonts w:ascii="Roboto Mono" w:hAnsi="Roboto Mono"/>
-          <w:lang w:val="en-US"/>
         </w:rPr>
         <w:t xml:space="preserve"> Server overloaded.</w:t>
       </w:r>
@@ -2461,28 +2490,23 @@
           <w:ilvl w:val="2"/>
           <w:numId w:val="11"/>
         </w:numPr>
-        <w:rPr>
-          <w:rFonts w:ascii="Roboto Mono" w:hAnsi="Roboto Mono"/>
-          <w:lang w:val="en-US"/>
-        </w:rPr>
-      </w:pPr>
-      <w:r>
-        <w:rPr>
-          <w:rFonts w:ascii="Roboto Mono" w:hAnsi="Roboto Mono"/>
-          <w:lang w:val="en-US"/>
+        <w:spacing w:after="0" w:line="276" w:lineRule="auto"/>
+        <w:rPr>
+          <w:rFonts w:ascii="Roboto Mono" w:hAnsi="Roboto Mono"/>
+        </w:rPr>
+      </w:pPr>
+      <w:r>
+        <w:rPr>
+          <w:rFonts w:ascii="Roboto Mono" w:hAnsi="Roboto Mono"/>
         </w:rPr>
         <w:t xml:space="preserve">Why? </w:t>
       </w:r>
       <w:r>
-        <w:rPr>
-          <w:lang w:val="en-US"/>
-        </w:rPr>
         <w:t>→</w:t>
       </w:r>
       <w:r>
         <w:rPr>
           <w:rFonts w:ascii="Roboto Mono" w:hAnsi="Roboto Mono"/>
-          <w:lang w:val="en-US"/>
         </w:rPr>
         <w:t xml:space="preserve"> Too many database queries.</w:t>
       </w:r>
@@ -2493,28 +2517,23 @@
           <w:ilvl w:val="2"/>
           <w:numId w:val="11"/>
         </w:numPr>
-        <w:rPr>
-          <w:rFonts w:ascii="Roboto Mono" w:hAnsi="Roboto Mono"/>
-          <w:lang w:val="en-US"/>
-        </w:rPr>
-      </w:pPr>
-      <w:r>
-        <w:rPr>
-          <w:rFonts w:ascii="Roboto Mono" w:hAnsi="Roboto Mono"/>
-          <w:lang w:val="en-US"/>
+        <w:spacing w:after="0" w:line="276" w:lineRule="auto"/>
+        <w:rPr>
+          <w:rFonts w:ascii="Roboto Mono" w:hAnsi="Roboto Mono"/>
+        </w:rPr>
+      </w:pPr>
+      <w:r>
+        <w:rPr>
+          <w:rFonts w:ascii="Roboto Mono" w:hAnsi="Roboto Mono"/>
         </w:rPr>
         <w:t xml:space="preserve">Why? </w:t>
       </w:r>
       <w:r>
-        <w:rPr>
-          <w:lang w:val="en-US"/>
-        </w:rPr>
         <w:t>→</w:t>
       </w:r>
       <w:r>
         <w:rPr>
           <w:rFonts w:ascii="Roboto Mono" w:hAnsi="Roboto Mono"/>
-          <w:lang w:val="en-US"/>
         </w:rPr>
         <w:t xml:space="preserve"> Queries not optimized.</w:t>
       </w:r>
@@ -2525,28 +2544,23 @@
           <w:ilvl w:val="2"/>
           <w:numId w:val="11"/>
         </w:numPr>
-        <w:rPr>
-          <w:rFonts w:ascii="Roboto Mono" w:hAnsi="Roboto Mono"/>
-          <w:lang w:val="en-US"/>
-        </w:rPr>
-      </w:pPr>
-      <w:r>
-        <w:rPr>
-          <w:rFonts w:ascii="Roboto Mono" w:hAnsi="Roboto Mono"/>
-          <w:lang w:val="en-US"/>
+        <w:spacing w:after="0" w:line="276" w:lineRule="auto"/>
+        <w:rPr>
+          <w:rFonts w:ascii="Roboto Mono" w:hAnsi="Roboto Mono"/>
+        </w:rPr>
+      </w:pPr>
+      <w:r>
+        <w:rPr>
+          <w:rFonts w:ascii="Roboto Mono" w:hAnsi="Roboto Mono"/>
         </w:rPr>
         <w:t xml:space="preserve">Why? </w:t>
       </w:r>
       <w:r>
-        <w:rPr>
-          <w:lang w:val="en-US"/>
-        </w:rPr>
         <w:t>→</w:t>
       </w:r>
       <w:r>
         <w:rPr>
           <w:rFonts w:ascii="Roboto Mono" w:hAnsi="Roboto Mono"/>
-          <w:lang w:val="en-US"/>
         </w:rPr>
         <w:t xml:space="preserve"> No performance testing done.</w:t>
       </w:r>
@@ -2557,28 +2571,23 @@
           <w:ilvl w:val="2"/>
           <w:numId w:val="11"/>
         </w:numPr>
-        <w:rPr>
-          <w:rFonts w:ascii="Roboto Mono" w:hAnsi="Roboto Mono"/>
-          <w:lang w:val="en-US"/>
-        </w:rPr>
-      </w:pPr>
-      <w:r>
-        <w:rPr>
-          <w:rFonts w:ascii="Roboto Mono" w:hAnsi="Roboto Mono"/>
-          <w:lang w:val="en-US"/>
+        <w:spacing w:after="0" w:line="276" w:lineRule="auto"/>
+        <w:rPr>
+          <w:rFonts w:ascii="Roboto Mono" w:hAnsi="Roboto Mono"/>
+        </w:rPr>
+      </w:pPr>
+      <w:r>
+        <w:rPr>
+          <w:rFonts w:ascii="Roboto Mono" w:hAnsi="Roboto Mono"/>
         </w:rPr>
         <w:t xml:space="preserve">Root cause </w:t>
       </w:r>
       <w:r>
-        <w:rPr>
-          <w:lang w:val="en-US"/>
-        </w:rPr>
         <w:t>→</w:t>
       </w:r>
       <w:r>
         <w:rPr>
           <w:rFonts w:ascii="Roboto Mono" w:hAnsi="Roboto Mono"/>
-          <w:lang w:val="en-US"/>
         </w:rPr>
         <w:t xml:space="preserve"> Performance testing missing in process.</w:t>
       </w:r>
@@ -2589,9 +2598,9 @@
           <w:ilvl w:val="0"/>
           <w:numId w:val="11"/>
         </w:numPr>
-        <w:rPr>
-          <w:rFonts w:ascii="Roboto Mono" w:hAnsi="Roboto Mono"/>
-          <w:lang w:val="en-US"/>
+        <w:spacing w:after="0" w:line="276" w:lineRule="auto"/>
+        <w:rPr>
+          <w:rFonts w:ascii="Roboto Mono" w:hAnsi="Roboto Mono"/>
         </w:rPr>
       </w:pPr>
       <w:r>
@@ -2599,7 +2608,6 @@
           <w:rFonts w:ascii="Roboto Mono" w:hAnsi="Roboto Mono"/>
           <w:b/>
           <w:bCs/>
-          <w:lang w:val="en-US"/>
         </w:rPr>
         <w:t>Fishbone Diagram (Ishikawa)</w:t>
       </w:r>
@@ -2610,15 +2618,14 @@
           <w:ilvl w:val="1"/>
           <w:numId w:val="11"/>
         </w:numPr>
-        <w:rPr>
-          <w:rFonts w:ascii="Roboto Mono" w:hAnsi="Roboto Mono"/>
-          <w:lang w:val="en-US"/>
-        </w:rPr>
-      </w:pPr>
-      <w:r>
-        <w:rPr>
-          <w:rFonts w:ascii="Roboto Mono" w:hAnsi="Roboto Mono"/>
-          <w:lang w:val="en-US"/>
+        <w:spacing w:after="0" w:line="276" w:lineRule="auto"/>
+        <w:rPr>
+          <w:rFonts w:ascii="Roboto Mono" w:hAnsi="Roboto Mono"/>
+        </w:rPr>
+      </w:pPr>
+      <w:r>
+        <w:rPr>
+          <w:rFonts w:ascii="Roboto Mono" w:hAnsi="Roboto Mono"/>
         </w:rPr>
         <w:t xml:space="preserve">Categorizes causes under </w:t>
       </w:r>
@@ -2627,14 +2634,12 @@
           <w:rFonts w:ascii="Roboto Mono" w:hAnsi="Roboto Mono"/>
           <w:b/>
           <w:bCs/>
-          <w:lang w:val="en-US"/>
         </w:rPr>
         <w:t>People, Process, Tools, Environment, Materials, Management</w:t>
       </w:r>
       <w:r>
         <w:rPr>
           <w:rFonts w:ascii="Roboto Mono" w:hAnsi="Roboto Mono"/>
-          <w:lang w:val="en-US"/>
         </w:rPr>
         <w:t>.</w:t>
       </w:r>
@@ -2645,9 +2650,9 @@
           <w:ilvl w:val="0"/>
           <w:numId w:val="11"/>
         </w:numPr>
-        <w:rPr>
-          <w:rFonts w:ascii="Roboto Mono" w:hAnsi="Roboto Mono"/>
-          <w:lang w:val="en-US"/>
+        <w:spacing w:after="0" w:line="276" w:lineRule="auto"/>
+        <w:rPr>
+          <w:rFonts w:ascii="Roboto Mono" w:hAnsi="Roboto Mono"/>
         </w:rPr>
       </w:pPr>
       <w:r>
@@ -2655,7 +2660,6 @@
           <w:rFonts w:ascii="Roboto Mono" w:hAnsi="Roboto Mono"/>
           <w:b/>
           <w:bCs/>
-          <w:lang w:val="en-US"/>
         </w:rPr>
         <w:t>Fault Tree Analysis</w:t>
       </w:r>
@@ -2666,30 +2670,21 @@
           <w:ilvl w:val="1"/>
           <w:numId w:val="11"/>
         </w:numPr>
-        <w:rPr>
-          <w:rFonts w:ascii="Roboto Mono" w:hAnsi="Roboto Mono"/>
-          <w:lang w:val="en-US"/>
-        </w:rPr>
-      </w:pPr>
-      <w:r>
-        <w:rPr>
-          <w:rFonts w:ascii="Roboto Mono" w:hAnsi="Roboto Mono"/>
-          <w:lang w:val="en-US"/>
+        <w:spacing w:after="0" w:line="276" w:lineRule="auto"/>
+        <w:rPr>
+          <w:rFonts w:ascii="Roboto Mono" w:hAnsi="Roboto Mono"/>
+        </w:rPr>
+      </w:pPr>
+      <w:r>
+        <w:rPr>
+          <w:rFonts w:ascii="Roboto Mono" w:hAnsi="Roboto Mono"/>
         </w:rPr>
         <w:t>Start from the failure and break down into logical possible causes.</w:t>
       </w:r>
     </w:p>
     <w:p>
-      <w:pPr>
-        <w:rPr>
-          <w:lang w:val="en-US"/>
-        </w:rPr>
-      </w:pPr>
-      <w:r>
-        <w:rPr>
-          <w:lang w:val="en-US"/>
-        </w:rPr>
-        <w:pict w14:anchorId="23F21F29">
+      <w:r>
+        <w:pict w14:anchorId="6DCC7D23">
           <v:rect id="_x0000_i1036" style="width:0;height:1.5pt" o:hralign="center" o:hrstd="t" o:hr="t" fillcolor="#a0a0a0" stroked="f"/>
         </w:pict>
       </w:r>
@@ -2700,7 +2695,6 @@
           <w:rFonts w:ascii="Roboto Mono" w:hAnsi="Roboto Mono"/>
           <w:b/>
           <w:bCs/>
-          <w:lang w:val="en-US"/>
         </w:rPr>
       </w:pPr>
       <w:r>
@@ -2708,7 +2702,6 @@
           <w:rFonts w:ascii="Segoe UI Emoji" w:hAnsi="Segoe UI Emoji" w:cs="Segoe UI Emoji"/>
           <w:b/>
           <w:bCs/>
-          <w:lang w:val="en-US"/>
         </w:rPr>
         <w:t>🔹</w:t>
       </w:r>
@@ -2717,7 +2710,6 @@
           <w:rFonts w:ascii="Roboto Mono" w:hAnsi="Roboto Mono"/>
           <w:b/>
           <w:bCs/>
-          <w:lang w:val="en-US"/>
         </w:rPr>
         <w:t xml:space="preserve"> Example in Software Testing</w:t>
       </w:r>
@@ -2726,7 +2718,6 @@
       <w:pPr>
         <w:rPr>
           <w:rFonts w:ascii="Roboto Mono" w:hAnsi="Roboto Mono"/>
-          <w:lang w:val="en-US"/>
         </w:rPr>
       </w:pPr>
       <w:r>
@@ -2734,14 +2725,12 @@
           <w:rFonts w:ascii="Roboto Mono" w:hAnsi="Roboto Mono"/>
           <w:b/>
           <w:bCs/>
-          <w:lang w:val="en-US"/>
         </w:rPr>
         <w:t>Failure (Symptom):</w:t>
       </w:r>
       <w:r>
         <w:rPr>
           <w:rFonts w:ascii="Roboto Mono" w:hAnsi="Roboto Mono"/>
-          <w:lang w:val="en-US"/>
         </w:rPr>
         <w:t xml:space="preserve"> Mobile app crashes when user uploads a large image.</w:t>
       </w:r>
@@ -2752,15 +2741,14 @@
           <w:ilvl w:val="0"/>
           <w:numId w:val="12"/>
         </w:numPr>
-        <w:rPr>
-          <w:rFonts w:ascii="Roboto Mono" w:hAnsi="Roboto Mono"/>
-          <w:lang w:val="en-US"/>
-        </w:rPr>
-      </w:pPr>
-      <w:r>
-        <w:rPr>
-          <w:rFonts w:ascii="Roboto Mono" w:hAnsi="Roboto Mono"/>
-          <w:lang w:val="en-US"/>
+        <w:spacing w:after="0" w:line="276" w:lineRule="auto"/>
+        <w:rPr>
+          <w:rFonts w:ascii="Roboto Mono" w:hAnsi="Roboto Mono"/>
+        </w:rPr>
+      </w:pPr>
+      <w:r>
+        <w:rPr>
+          <w:rFonts w:ascii="Roboto Mono" w:hAnsi="Roboto Mono"/>
         </w:rPr>
         <w:t>Immediate cause: App runs out of memory.</w:t>
       </w:r>
@@ -2771,15 +2759,14 @@
           <w:ilvl w:val="0"/>
           <w:numId w:val="12"/>
         </w:numPr>
-        <w:rPr>
-          <w:rFonts w:ascii="Roboto Mono" w:hAnsi="Roboto Mono"/>
-          <w:lang w:val="en-US"/>
-        </w:rPr>
-      </w:pPr>
-      <w:r>
-        <w:rPr>
-          <w:rFonts w:ascii="Roboto Mono" w:hAnsi="Roboto Mono"/>
-          <w:lang w:val="en-US"/>
+        <w:spacing w:after="0" w:line="276" w:lineRule="auto"/>
+        <w:rPr>
+          <w:rFonts w:ascii="Roboto Mono" w:hAnsi="Roboto Mono"/>
+        </w:rPr>
+      </w:pPr>
+      <w:r>
+        <w:rPr>
+          <w:rFonts w:ascii="Roboto Mono" w:hAnsi="Roboto Mono"/>
         </w:rPr>
         <w:t>Root cause:</w:t>
       </w:r>
@@ -2790,15 +2777,14 @@
           <w:ilvl w:val="1"/>
           <w:numId w:val="12"/>
         </w:numPr>
-        <w:rPr>
-          <w:rFonts w:ascii="Roboto Mono" w:hAnsi="Roboto Mono"/>
-          <w:lang w:val="en-US"/>
-        </w:rPr>
-      </w:pPr>
-      <w:r>
-        <w:rPr>
-          <w:rFonts w:ascii="Roboto Mono" w:hAnsi="Roboto Mono"/>
-          <w:lang w:val="en-US"/>
+        <w:spacing w:after="0" w:line="276" w:lineRule="auto"/>
+        <w:rPr>
+          <w:rFonts w:ascii="Roboto Mono" w:hAnsi="Roboto Mono"/>
+        </w:rPr>
+      </w:pPr>
+      <w:r>
+        <w:rPr>
+          <w:rFonts w:ascii="Roboto Mono" w:hAnsi="Roboto Mono"/>
         </w:rPr>
         <w:t>No image size validation in requirements.</w:t>
       </w:r>
@@ -2809,15 +2795,14 @@
           <w:ilvl w:val="1"/>
           <w:numId w:val="12"/>
         </w:numPr>
-        <w:rPr>
-          <w:rFonts w:ascii="Roboto Mono" w:hAnsi="Roboto Mono"/>
-          <w:lang w:val="en-US"/>
-        </w:rPr>
-      </w:pPr>
-      <w:r>
-        <w:rPr>
-          <w:rFonts w:ascii="Roboto Mono" w:hAnsi="Roboto Mono"/>
-          <w:lang w:val="en-US"/>
+        <w:spacing w:after="0" w:line="276" w:lineRule="auto"/>
+        <w:rPr>
+          <w:rFonts w:ascii="Roboto Mono" w:hAnsi="Roboto Mono"/>
+        </w:rPr>
+      </w:pPr>
+      <w:r>
+        <w:rPr>
+          <w:rFonts w:ascii="Roboto Mono" w:hAnsi="Roboto Mono"/>
         </w:rPr>
         <w:t>Developers didn’t add compression logic.</w:t>
       </w:r>
@@ -2828,15 +2813,14 @@
           <w:ilvl w:val="1"/>
           <w:numId w:val="12"/>
         </w:numPr>
-        <w:rPr>
-          <w:rFonts w:ascii="Roboto Mono" w:hAnsi="Roboto Mono"/>
-          <w:lang w:val="en-US"/>
-        </w:rPr>
-      </w:pPr>
-      <w:r>
-        <w:rPr>
-          <w:rFonts w:ascii="Roboto Mono" w:hAnsi="Roboto Mono"/>
-          <w:lang w:val="en-US"/>
+        <w:spacing w:after="0" w:line="276" w:lineRule="auto"/>
+        <w:rPr>
+          <w:rFonts w:ascii="Roboto Mono" w:hAnsi="Roboto Mono"/>
+        </w:rPr>
+      </w:pPr>
+      <w:r>
+        <w:rPr>
+          <w:rFonts w:ascii="Roboto Mono" w:hAnsi="Roboto Mono"/>
         </w:rPr>
         <w:t>Test cases didn’t cover large file uploads.</w:t>
       </w:r>
@@ -2845,20 +2829,17 @@
       <w:pPr>
         <w:rPr>
           <w:rFonts w:ascii="Roboto Mono" w:hAnsi="Roboto Mono"/>
-          <w:lang w:val="en-US"/>
         </w:rPr>
       </w:pPr>
       <w:r>
         <w:rPr>
           <w:rFonts w:ascii="Segoe UI Emoji" w:hAnsi="Segoe UI Emoji" w:cs="Segoe UI Emoji"/>
-          <w:lang w:val="en-US"/>
         </w:rPr>
         <w:t>👉</w:t>
       </w:r>
       <w:r>
         <w:rPr>
           <w:rFonts w:ascii="Roboto Mono" w:hAnsi="Roboto Mono"/>
-          <w:lang w:val="en-US"/>
         </w:rPr>
         <w:t xml:space="preserve"> Fixing the </w:t>
       </w:r>
@@ -2867,29 +2848,19 @@
           <w:rFonts w:ascii="Roboto Mono" w:hAnsi="Roboto Mono"/>
           <w:b/>
           <w:bCs/>
-          <w:lang w:val="en-US"/>
         </w:rPr>
         <w:t>root cause</w:t>
       </w:r>
       <w:r>
         <w:rPr>
           <w:rFonts w:ascii="Roboto Mono" w:hAnsi="Roboto Mono"/>
-          <w:lang w:val="en-US"/>
         </w:rPr>
         <w:t xml:space="preserve"> (adding requirements for image limits + test cases + compression) prevents future failures.</w:t>
       </w:r>
     </w:p>
     <w:p>
-      <w:pPr>
-        <w:rPr>
-          <w:lang w:val="en-US"/>
-        </w:rPr>
-      </w:pPr>
-      <w:r>
-        <w:rPr>
-          <w:lang w:val="en-US"/>
-        </w:rPr>
-        <w:pict w14:anchorId="1AA23500">
+      <w:r>
+        <w:pict w14:anchorId="58E986CC">
           <v:rect id="_x0000_i1037" style="width:0;height:1.5pt" o:hralign="center" o:hrstd="t" o:hr="t" fillcolor="#a0a0a0" stroked="f"/>
         </w:pict>
       </w:r>
@@ -2898,27 +2869,23 @@
       <w:pPr>
         <w:rPr>
           <w:rFonts w:ascii="Roboto Mono" w:hAnsi="Roboto Mono"/>
-          <w:lang w:val="en-US"/>
         </w:rPr>
       </w:pPr>
       <w:r>
         <w:rPr>
           <w:rFonts w:ascii="Segoe UI Emoji" w:hAnsi="Segoe UI Emoji" w:cs="Segoe UI Emoji"/>
-          <w:lang w:val="en-US"/>
         </w:rPr>
         <w:t>✅</w:t>
       </w:r>
       <w:r>
         <w:rPr>
           <w:rFonts w:ascii="Roboto Mono" w:hAnsi="Roboto Mono"/>
-          <w:lang w:val="en-US"/>
         </w:rPr>
         <w:t xml:space="preserve"> In short:</w:t>
       </w:r>
       <w:r>
         <w:rPr>
           <w:rFonts w:ascii="Roboto Mono" w:hAnsi="Roboto Mono"/>
-          <w:lang w:val="en-US"/>
         </w:rPr>
         <w:br/>
       </w:r>
@@ -2927,7 +2894,6 @@
           <w:rFonts w:ascii="Roboto Mono" w:hAnsi="Roboto Mono"/>
           <w:b/>
           <w:bCs/>
-          <w:lang w:val="en-US"/>
         </w:rPr>
         <w:t xml:space="preserve">RCA = Finding the </w:t>
       </w:r>
@@ -2938,7 +2904,6 @@
           <w:bCs/>
           <w:i/>
           <w:iCs/>
-          <w:lang w:val="en-US"/>
         </w:rPr>
         <w:t>why behind the why</w:t>
       </w:r>
@@ -2947,22 +2912,13 @@
           <w:rFonts w:ascii="Roboto Mono" w:hAnsi="Roboto Mono"/>
           <w:b/>
           <w:bCs/>
-          <w:lang w:val="en-US"/>
         </w:rPr>
         <w:t>, so you fix the real problem, not just the surface error.</w:t>
       </w:r>
     </w:p>
     <w:p>
-      <w:pPr>
-        <w:rPr>
-          <w:lang w:val="en-US"/>
-        </w:rPr>
-      </w:pPr>
-      <w:r>
-        <w:rPr>
-          <w:lang w:val="en-US"/>
-        </w:rPr>
-        <w:pict w14:anchorId="5BD7F0F4">
+      <w:r>
+        <w:pict w14:anchorId="11E52D48">
           <v:rect id="_x0000_i1038" style="width:0;height:1.5pt" o:hralign="center" o:hrstd="t" o:hr="t" fillcolor="#a0a0a0" stroked="f"/>
         </w:pict>
       </w:r>
@@ -2981,51 +2937,77 @@
       </w:pPr>
       <w:r>
         <w:rPr>
-          <w:b/>
-          <w:shd w:val="clear" w:color="auto" w:fill="B7B7B7"/>
-        </w:rPr>
-        <w:t># Source</w:t>
-      </w:r>
-      <w:r>
-        <w:rPr>
-          <w:shd w:val="clear" w:color="auto" w:fill="B7B7B7"/>
-        </w:rPr>
-        <w:t xml:space="preserve">: </w:t>
-      </w:r>
-      <w:r>
-        <w:rPr>
-          <w:b/>
-          <w:shd w:val="clear" w:color="auto" w:fill="B7B7B7"/>
-        </w:rPr>
-        <w:t xml:space="preserve">Chatgpt </w:t>
-      </w:r>
-      <w:r>
-        <w:rPr>
-          <w:b/>
-          <w:sz w:val="14"/>
-          <w:szCs w:val="14"/>
-          <w:shd w:val="clear" w:color="auto" w:fill="B7B7B7"/>
-        </w:rPr>
-        <w:t>(GPT</w:t>
-      </w:r>
-      <w:r>
-        <w:rPr>
-          <w:rFonts w:ascii="Cambria Math" w:hAnsi="Cambria Math" w:cs="Cambria Math"/>
-          <w:b/>
-          <w:sz w:val="14"/>
-          <w:szCs w:val="14"/>
-          <w:shd w:val="clear" w:color="auto" w:fill="B7B7B7"/>
+          <w:rFonts w:ascii="Arial" w:eastAsia="Arial" w:hAnsi="Arial" w:cs="Arial"/>
+          <w:b/>
+          <w:color w:val="000000"/>
+          <w:sz w:val="18"/>
+          <w:highlight w:val="lightGray"/>
+        </w:rPr>
+        <w:t># Source: AI Source: Provided by: [Data Path</w:t>
+      </w:r>
+      <w:r>
+        <w:rPr>
+          <w:rFonts w:ascii="Arial" w:eastAsia="Arial" w:hAnsi="Arial" w:cs="Arial"/>
+          <w:color w:val="000000"/>
+          <w:sz w:val="18"/>
+          <w:highlight w:val="lightGray"/>
+        </w:rPr>
+        <w:t xml:space="preserve">: Persons Table -&gt; ID Column: 1, Name_En Column: Motasem Essam] -&gt; </w:t>
+      </w:r>
+      <w:r>
+        <w:rPr>
+          <w:rFonts w:ascii="Arial" w:eastAsia="Arial" w:hAnsi="Arial" w:cs="Arial"/>
+          <w:b/>
+          <w:color w:val="000000"/>
+          <w:sz w:val="18"/>
+          <w:highlight w:val="lightGray"/>
+        </w:rPr>
+        <w:t>From:</w:t>
+      </w:r>
+      <w:r>
+        <w:rPr>
+          <w:rFonts w:ascii="Arial" w:eastAsia="Arial" w:hAnsi="Arial" w:cs="Arial"/>
+          <w:color w:val="000000"/>
+          <w:sz w:val="18"/>
+          <w:highlight w:val="lightGray"/>
+        </w:rPr>
+        <w:t xml:space="preserve"> [Chatgpt (GPT</w:t>
+      </w:r>
+      <w:r>
+        <w:rPr>
+          <w:rFonts w:ascii="Arial" w:eastAsia="Arial" w:hAnsi="Arial" w:cs="Cambria Math"/>
+          <w:color w:val="000000"/>
+          <w:sz w:val="18"/>
+          <w:highlight w:val="lightGray"/>
         </w:rPr>
         <w:t>‑</w:t>
       </w:r>
       <w:r>
         <w:rPr>
-          <w:b/>
-          <w:sz w:val="14"/>
-          <w:szCs w:val="14"/>
-          <w:shd w:val="clear" w:color="auto" w:fill="B7B7B7"/>
-        </w:rPr>
-        <w:t>5 Mini) at [9/3/2025]</w:t>
+          <w:rFonts w:ascii="Arial" w:eastAsia="Arial" w:hAnsi="Arial" w:cs="Arial"/>
+          <w:color w:val="000000"/>
+          <w:sz w:val="18"/>
+          <w:highlight w:val="lightGray"/>
+        </w:rPr>
+        <w:t xml:space="preserve">5 Mini)] </w:t>
+      </w:r>
+      <w:r>
+        <w:rPr>
+          <w:rFonts w:ascii="Arial" w:eastAsia="Arial" w:hAnsi="Arial" w:cs="Arial"/>
+          <w:b/>
+          <w:color w:val="000000"/>
+          <w:sz w:val="18"/>
+          <w:highlight w:val="lightGray"/>
+        </w:rPr>
+        <w:t>on</w:t>
+      </w:r>
+      <w:r>
+        <w:rPr>
+          <w:rFonts w:ascii="Arial" w:eastAsia="Arial" w:hAnsi="Arial"/>
+          <w:sz w:val="18"/>
+          <w:highlight w:val="lightGray"/>
+        </w:rPr>
+        <w:t xml:space="preserve"> [9/3/2025]</w:t>
       </w:r>
     </w:p>
     <w:p>
@@ -3034,14 +3016,13 @@
           <w:ilvl w:val="0"/>
           <w:numId w:val="7"/>
         </w:numPr>
-        <w:spacing w:before="240"/>
-      </w:pPr>
-      <w:r>
-        <w:rPr>
-          <w:rFonts w:ascii="Roboto Mono" w:eastAsia="Roboto Mono" w:hAnsi="Roboto Mono" w:cs="Roboto Mono"/>
-          <w:b/>
-        </w:rPr>
-        <w:lastRenderedPageBreak/>
+        <w:spacing w:before="240" w:after="0" w:line="276" w:lineRule="auto"/>
+      </w:pPr>
+      <w:r>
+        <w:rPr>
+          <w:rFonts w:ascii="Roboto Mono" w:eastAsia="Roboto Mono" w:hAnsi="Roboto Mono" w:cs="Roboto Mono"/>
+          <w:b/>
+        </w:rPr>
         <w:t>Error</w:t>
       </w:r>
       <w:r>
@@ -3063,6 +3044,7 @@
           <w:ilvl w:val="0"/>
           <w:numId w:val="7"/>
         </w:numPr>
+        <w:spacing w:after="0" w:line="276" w:lineRule="auto"/>
       </w:pPr>
       <w:r>
         <w:rPr>
@@ -3090,6 +3072,7 @@
           <w:ilvl w:val="0"/>
           <w:numId w:val="7"/>
         </w:numPr>
+        <w:spacing w:after="0" w:line="276" w:lineRule="auto"/>
       </w:pPr>
       <w:r>
         <w:rPr>
@@ -3117,7 +3100,7 @@
           <w:ilvl w:val="0"/>
           <w:numId w:val="7"/>
         </w:numPr>
-        <w:spacing w:after="240"/>
+        <w:spacing w:after="240" w:line="276" w:lineRule="auto"/>
       </w:pPr>
       <w:r>
         <w:rPr>
@@ -3152,7 +3135,7 @@
           <w:ilvl w:val="0"/>
           <w:numId w:val="7"/>
         </w:numPr>
-        <w:spacing w:after="240"/>
+        <w:spacing w:after="240" w:line="276" w:lineRule="auto"/>
         <w:rPr>
           <w:rFonts w:ascii="Nova Mono" w:hAnsi="Nova Mono"/>
           <w:b/>
@@ -3189,7 +3172,7 @@
           <w:ilvl w:val="0"/>
           <w:numId w:val="7"/>
         </w:numPr>
-        <w:spacing w:after="240"/>
+        <w:spacing w:after="240" w:line="276" w:lineRule="auto"/>
         <w:rPr>
           <w:rFonts w:ascii="Nova Mono" w:hAnsi="Nova Mono"/>
           <w:b/>
@@ -3215,7 +3198,7 @@
     </w:p>
     <w:p>
       <w:r>
-        <w:pict w14:anchorId="0643A413">
+        <w:pict w14:anchorId="2006EF96">
           <v:rect id="_x0000_i1039" style="width:0;height:1.5pt" o:hralign="center" o:hrstd="t" o:hr="t" fillcolor="#a0a0a0" stroked="f"/>
         </w:pict>
       </w:r>
@@ -3240,51 +3223,77 @@
       </w:pPr>
       <w:r>
         <w:rPr>
-          <w:b/>
-          <w:shd w:val="clear" w:color="auto" w:fill="B7B7B7"/>
-        </w:rPr>
-        <w:t># Source</w:t>
-      </w:r>
-      <w:r>
-        <w:rPr>
-          <w:shd w:val="clear" w:color="auto" w:fill="B7B7B7"/>
-        </w:rPr>
-        <w:t xml:space="preserve">: </w:t>
-      </w:r>
-      <w:r>
-        <w:rPr>
-          <w:b/>
-          <w:shd w:val="clear" w:color="auto" w:fill="B7B7B7"/>
-        </w:rPr>
-        <w:t xml:space="preserve">Chatgpt </w:t>
-      </w:r>
-      <w:r>
-        <w:rPr>
-          <w:b/>
-          <w:sz w:val="14"/>
-          <w:szCs w:val="14"/>
-          <w:shd w:val="clear" w:color="auto" w:fill="B7B7B7"/>
-        </w:rPr>
-        <w:t>(GPT</w:t>
-      </w:r>
-      <w:r>
-        <w:rPr>
-          <w:rFonts w:ascii="Cambria Math" w:hAnsi="Cambria Math" w:cs="Cambria Math"/>
-          <w:b/>
-          <w:sz w:val="14"/>
-          <w:szCs w:val="14"/>
-          <w:shd w:val="clear" w:color="auto" w:fill="B7B7B7"/>
+          <w:rFonts w:ascii="Arial" w:eastAsia="Arial" w:hAnsi="Arial" w:cs="Arial"/>
+          <w:b/>
+          <w:color w:val="000000"/>
+          <w:sz w:val="18"/>
+          <w:highlight w:val="lightGray"/>
+        </w:rPr>
+        <w:t># Source: AI Source: Provided by: [Data Path</w:t>
+      </w:r>
+      <w:r>
+        <w:rPr>
+          <w:rFonts w:ascii="Arial" w:eastAsia="Arial" w:hAnsi="Arial" w:cs="Arial"/>
+          <w:color w:val="000000"/>
+          <w:sz w:val="18"/>
+          <w:highlight w:val="lightGray"/>
+        </w:rPr>
+        <w:t xml:space="preserve">: Persons Table -&gt; ID Column: 1, Name_En Column: Motasem Essam] -&gt; </w:t>
+      </w:r>
+      <w:r>
+        <w:rPr>
+          <w:rFonts w:ascii="Arial" w:eastAsia="Arial" w:hAnsi="Arial" w:cs="Arial"/>
+          <w:b/>
+          <w:color w:val="000000"/>
+          <w:sz w:val="18"/>
+          <w:highlight w:val="lightGray"/>
+        </w:rPr>
+        <w:t>From:</w:t>
+      </w:r>
+      <w:r>
+        <w:rPr>
+          <w:rFonts w:ascii="Arial" w:eastAsia="Arial" w:hAnsi="Arial" w:cs="Arial"/>
+          <w:color w:val="000000"/>
+          <w:sz w:val="18"/>
+          <w:highlight w:val="lightGray"/>
+        </w:rPr>
+        <w:t xml:space="preserve"> [Chatgpt (GPT</w:t>
+      </w:r>
+      <w:r>
+        <w:rPr>
+          <w:rFonts w:ascii="Arial" w:eastAsia="Arial" w:hAnsi="Arial" w:cs="Cambria Math"/>
+          <w:color w:val="000000"/>
+          <w:sz w:val="18"/>
+          <w:highlight w:val="lightGray"/>
         </w:rPr>
         <w:t>‑</w:t>
       </w:r>
       <w:r>
         <w:rPr>
-          <w:b/>
-          <w:sz w:val="14"/>
-          <w:szCs w:val="14"/>
-          <w:shd w:val="clear" w:color="auto" w:fill="B7B7B7"/>
-        </w:rPr>
-        <w:t>5 Mini) at [9/3/2025]</w:t>
+          <w:rFonts w:ascii="Arial" w:eastAsia="Arial" w:hAnsi="Arial" w:cs="Arial"/>
+          <w:color w:val="000000"/>
+          <w:sz w:val="18"/>
+          <w:highlight w:val="lightGray"/>
+        </w:rPr>
+        <w:t xml:space="preserve">5 Mini)] </w:t>
+      </w:r>
+      <w:r>
+        <w:rPr>
+          <w:rFonts w:ascii="Arial" w:eastAsia="Arial" w:hAnsi="Arial" w:cs="Arial"/>
+          <w:b/>
+          <w:color w:val="000000"/>
+          <w:sz w:val="18"/>
+          <w:highlight w:val="lightGray"/>
+        </w:rPr>
+        <w:t>on</w:t>
+      </w:r>
+      <w:r>
+        <w:rPr>
+          <w:rFonts w:ascii="Arial" w:eastAsia="Arial" w:hAnsi="Arial"/>
+          <w:sz w:val="18"/>
+          <w:highlight w:val="lightGray"/>
+        </w:rPr>
+        <w:t xml:space="preserve"> [9/3/2025]</w:t>
       </w:r>
     </w:p>
     <w:p>
@@ -3293,7 +3302,7 @@
           <w:ilvl w:val="0"/>
           <w:numId w:val="8"/>
         </w:numPr>
-        <w:spacing w:before="240"/>
+        <w:spacing w:before="240" w:after="0" w:line="276" w:lineRule="auto"/>
         <w:rPr>
           <w:rFonts w:ascii="Roboto Mono" w:hAnsi="Roboto Mono"/>
         </w:rPr>
@@ -3324,6 +3333,7 @@
           <w:ilvl w:val="0"/>
           <w:numId w:val="8"/>
         </w:numPr>
+        <w:spacing w:after="0" w:line="276" w:lineRule="auto"/>
         <w:rPr>
           <w:rFonts w:ascii="Roboto Mono" w:hAnsi="Roboto Mono"/>
         </w:rPr>
@@ -3354,6 +3364,7 @@
           <w:ilvl w:val="0"/>
           <w:numId w:val="8"/>
         </w:numPr>
+        <w:spacing w:after="0" w:line="276" w:lineRule="auto"/>
         <w:rPr>
           <w:rFonts w:ascii="Roboto Mono" w:hAnsi="Roboto Mono"/>
         </w:rPr>
@@ -3384,7 +3395,7 @@
           <w:ilvl w:val="0"/>
           <w:numId w:val="8"/>
         </w:numPr>
-        <w:spacing w:after="240"/>
+        <w:spacing w:after="240" w:line="276" w:lineRule="auto"/>
         <w:rPr>
           <w:rFonts w:ascii="Roboto Mono" w:hAnsi="Roboto Mono"/>
         </w:rPr>
@@ -3409,7 +3420,7 @@
           <w:ilvl w:val="0"/>
           <w:numId w:val="8"/>
         </w:numPr>
-        <w:spacing w:after="240"/>
+        <w:spacing w:after="240" w:line="276" w:lineRule="auto"/>
         <w:rPr>
           <w:rFonts w:ascii="Roboto Mono" w:hAnsi="Roboto Mono"/>
         </w:rPr>
@@ -3444,7 +3455,7 @@
           <w:ilvl w:val="0"/>
           <w:numId w:val="8"/>
         </w:numPr>
-        <w:spacing w:after="240"/>
+        <w:spacing w:after="240" w:line="276" w:lineRule="auto"/>
         <w:rPr>
           <w:rFonts w:ascii="Roboto Mono" w:hAnsi="Roboto Mono"/>
         </w:rPr>
@@ -3487,14 +3498,15 @@
         <w:t xml:space="preserve"> (unexpected observation — may or may not be a real problem).</w:t>
       </w:r>
     </w:p>
+    <w:p/>
     <w:p/>
     <w:p/>
     <w:p/>
     <w:sectPr>
       <w:pgSz w:w="12240" w:h="15840"/>
       <w:pgMar w:top="1440" w:right="1440" w:bottom="1440" w:left="1440" w:header="720" w:footer="720" w:gutter="0"/>
-      <w:pgNumType w:start="1"/>
       <w:cols w:space="720"/>
+      <w:docGrid w:linePitch="360"/>
     </w:sectPr>
   </w:body>
 </w:document>
@@ -5649,18 +5661,6 @@
   <w:style w:type="paragraph" w:default="1" w:styleId="Normal">
     <w:name w:val="Normal"/>
     <w:qFormat/>
-    <w:rsid w:val="008217FB"/>
-    <w:pPr>
-      <w:spacing w:after="0" w:line="276" w:lineRule="auto"/>
-    </w:pPr>
-    <w:rPr>
-      <w:rFonts w:ascii="Arial" w:eastAsia="Arial" w:hAnsi="Arial" w:cs="Arial"/>
-      <w:kern w:val="0"/>
-      <w:sz w:val="22"/>
-      <w:szCs w:val="22"/>
-      <w:lang w:val="en"/>
-      <w14:ligatures w14:val="none"/>
-    </w:rPr>
   </w:style>
   <w:style w:type="paragraph" w:styleId="Heading1">
     <w:name w:val="heading 1"/>
@@ -5669,7 +5669,7 @@
     <w:link w:val="Heading1Char"/>
     <w:uiPriority w:val="9"/>
     <w:qFormat/>
-    <w:rsid w:val="00B87193"/>
+    <w:rsid w:val="00300CEC"/>
     <w:pPr>
       <w:keepNext/>
       <w:keepLines/>
@@ -5691,7 +5691,7 @@
     <w:uiPriority w:val="9"/>
     <w:unhideWhenUsed/>
     <w:qFormat/>
-    <w:rsid w:val="00B87193"/>
+    <w:rsid w:val="00300CEC"/>
     <w:pPr>
       <w:keepNext/>
       <w:keepLines/>
@@ -5714,7 +5714,7 @@
     <w:semiHidden/>
     <w:unhideWhenUsed/>
     <w:qFormat/>
-    <w:rsid w:val="00B87193"/>
+    <w:rsid w:val="00300CEC"/>
     <w:pPr>
       <w:keepNext/>
       <w:keepLines/>
@@ -5737,7 +5737,7 @@
     <w:semiHidden/>
     <w:unhideWhenUsed/>
     <w:qFormat/>
-    <w:rsid w:val="00B87193"/>
+    <w:rsid w:val="00300CEC"/>
     <w:pPr>
       <w:keepNext/>
       <w:keepLines/>
@@ -5760,7 +5760,7 @@
     <w:semiHidden/>
     <w:unhideWhenUsed/>
     <w:qFormat/>
-    <w:rsid w:val="00B87193"/>
+    <w:rsid w:val="00300CEC"/>
     <w:pPr>
       <w:keepNext/>
       <w:keepLines/>
@@ -5781,11 +5781,11 @@
     <w:semiHidden/>
     <w:unhideWhenUsed/>
     <w:qFormat/>
-    <w:rsid w:val="00B87193"/>
+    <w:rsid w:val="00300CEC"/>
     <w:pPr>
       <w:keepNext/>
       <w:keepLines/>
-      <w:spacing w:before="40"/>
+      <w:spacing w:before="40" w:after="0"/>
       <w:outlineLvl w:val="5"/>
     </w:pPr>
     <w:rPr>
@@ -5804,11 +5804,11 @@
     <w:semiHidden/>
     <w:unhideWhenUsed/>
     <w:qFormat/>
-    <w:rsid w:val="00B87193"/>
+    <w:rsid w:val="00300CEC"/>
     <w:pPr>
       <w:keepNext/>
       <w:keepLines/>
-      <w:spacing w:before="40"/>
+      <w:spacing w:before="40" w:after="0"/>
       <w:outlineLvl w:val="6"/>
     </w:pPr>
     <w:rPr>
@@ -5825,10 +5825,11 @@
     <w:semiHidden/>
     <w:unhideWhenUsed/>
     <w:qFormat/>
-    <w:rsid w:val="00B87193"/>
+    <w:rsid w:val="00300CEC"/>
     <w:pPr>
       <w:keepNext/>
       <w:keepLines/>
+      <w:spacing w:after="0"/>
       <w:outlineLvl w:val="7"/>
     </w:pPr>
     <w:rPr>
@@ -5847,10 +5848,11 @@
     <w:semiHidden/>
     <w:unhideWhenUsed/>
     <w:qFormat/>
-    <w:rsid w:val="00B87193"/>
+    <w:rsid w:val="00300CEC"/>
     <w:pPr>
       <w:keepNext/>
       <w:keepLines/>
+      <w:spacing w:after="0"/>
       <w:outlineLvl w:val="8"/>
     </w:pPr>
     <w:rPr>
@@ -5890,7 +5892,7 @@
     <w:basedOn w:val="DefaultParagraphFont"/>
     <w:link w:val="Heading1"/>
     <w:uiPriority w:val="9"/>
-    <w:rsid w:val="00B87193"/>
+    <w:rsid w:val="00300CEC"/>
     <w:rPr>
       <w:rFonts w:asciiTheme="majorHAnsi" w:eastAsiaTheme="majorEastAsia" w:hAnsiTheme="majorHAnsi" w:cstheme="majorBidi"/>
       <w:color w:val="2F5496" w:themeColor="accent1" w:themeShade="BF"/>
@@ -5903,7 +5905,7 @@
     <w:basedOn w:val="DefaultParagraphFont"/>
     <w:link w:val="Heading2"/>
     <w:uiPriority w:val="9"/>
-    <w:rsid w:val="00B87193"/>
+    <w:rsid w:val="00300CEC"/>
     <w:rPr>
       <w:rFonts w:asciiTheme="majorHAnsi" w:eastAsiaTheme="majorEastAsia" w:hAnsiTheme="majorHAnsi" w:cstheme="majorBidi"/>
       <w:color w:val="2F5496" w:themeColor="accent1" w:themeShade="BF"/>
@@ -5917,7 +5919,7 @@
     <w:link w:val="Heading3"/>
     <w:uiPriority w:val="9"/>
     <w:semiHidden/>
-    <w:rsid w:val="00B87193"/>
+    <w:rsid w:val="00300CEC"/>
     <w:rPr>
       <w:rFonts w:eastAsiaTheme="majorEastAsia" w:cstheme="majorBidi"/>
       <w:color w:val="2F5496" w:themeColor="accent1" w:themeShade="BF"/>
@@ -5931,7 +5933,7 @@
     <w:link w:val="Heading4"/>
     <w:uiPriority w:val="9"/>
     <w:semiHidden/>
-    <w:rsid w:val="00B87193"/>
+    <w:rsid w:val="00300CEC"/>
     <w:rPr>
       <w:rFonts w:eastAsiaTheme="majorEastAsia" w:cstheme="majorBidi"/>
       <w:i/>
@@ -5945,7 +5947,7 @@
     <w:link w:val="Heading5"/>
     <w:uiPriority w:val="9"/>
     <w:semiHidden/>
-    <w:rsid w:val="00B87193"/>
+    <w:rsid w:val="00300CEC"/>
     <w:rPr>
       <w:rFonts w:eastAsiaTheme="majorEastAsia" w:cstheme="majorBidi"/>
       <w:color w:val="2F5496" w:themeColor="accent1" w:themeShade="BF"/>
@@ -5957,7 +5959,7 @@
     <w:link w:val="Heading6"/>
     <w:uiPriority w:val="9"/>
     <w:semiHidden/>
-    <w:rsid w:val="00B87193"/>
+    <w:rsid w:val="00300CEC"/>
     <w:rPr>
       <w:rFonts w:eastAsiaTheme="majorEastAsia" w:cstheme="majorBidi"/>
       <w:i/>
@@ -5971,7 +5973,7 @@
     <w:link w:val="Heading7"/>
     <w:uiPriority w:val="9"/>
     <w:semiHidden/>
-    <w:rsid w:val="00B87193"/>
+    <w:rsid w:val="00300CEC"/>
     <w:rPr>
       <w:rFonts w:eastAsiaTheme="majorEastAsia" w:cstheme="majorBidi"/>
       <w:color w:val="595959" w:themeColor="text1" w:themeTint="A6"/>
@@ -5983,7 +5985,7 @@
     <w:link w:val="Heading8"/>
     <w:uiPriority w:val="9"/>
     <w:semiHidden/>
-    <w:rsid w:val="00B87193"/>
+    <w:rsid w:val="00300CEC"/>
     <w:rPr>
       <w:rFonts w:eastAsiaTheme="majorEastAsia" w:cstheme="majorBidi"/>
       <w:i/>
@@ -5997,7 +5999,7 @@
     <w:link w:val="Heading9"/>
     <w:uiPriority w:val="9"/>
     <w:semiHidden/>
-    <w:rsid w:val="00B87193"/>
+    <w:rsid w:val="00300CEC"/>
     <w:rPr>
       <w:rFonts w:eastAsiaTheme="majorEastAsia" w:cstheme="majorBidi"/>
       <w:color w:val="272727" w:themeColor="text1" w:themeTint="D8"/>
@@ -6010,7 +6012,7 @@
     <w:link w:val="TitleChar"/>
     <w:uiPriority w:val="10"/>
     <w:qFormat/>
-    <w:rsid w:val="00B87193"/>
+    <w:rsid w:val="00300CEC"/>
     <w:pPr>
       <w:spacing w:after="80" w:line="240" w:lineRule="auto"/>
       <w:contextualSpacing/>
@@ -6028,7 +6030,7 @@
     <w:basedOn w:val="DefaultParagraphFont"/>
     <w:link w:val="Title"/>
     <w:uiPriority w:val="10"/>
-    <w:rsid w:val="00B87193"/>
+    <w:rsid w:val="00300CEC"/>
     <w:rPr>
       <w:rFonts w:asciiTheme="majorHAnsi" w:eastAsiaTheme="majorEastAsia" w:hAnsiTheme="majorHAnsi" w:cstheme="majorBidi"/>
       <w:spacing w:val="-10"/>
@@ -6044,7 +6046,7 @@
     <w:link w:val="SubtitleChar"/>
     <w:uiPriority w:val="11"/>
     <w:qFormat/>
-    <w:rsid w:val="00B87193"/>
+    <w:rsid w:val="00300CEC"/>
     <w:pPr>
       <w:numPr>
         <w:ilvl w:val="1"/>
@@ -6063,7 +6065,7 @@
     <w:basedOn w:val="DefaultParagraphFont"/>
     <w:link w:val="Subtitle"/>
     <w:uiPriority w:val="11"/>
-    <w:rsid w:val="00B87193"/>
+    <w:rsid w:val="00300CEC"/>
     <w:rPr>
       <w:rFonts w:eastAsiaTheme="majorEastAsia" w:cstheme="majorBidi"/>
       <w:color w:val="595959" w:themeColor="text1" w:themeTint="A6"/>
@@ -6079,7 +6081,7 @@
     <w:link w:val="QuoteChar"/>
     <w:uiPriority w:val="29"/>
     <w:qFormat/>
-    <w:rsid w:val="00B87193"/>
+    <w:rsid w:val="00300CEC"/>
     <w:pPr>
       <w:spacing w:before="160"/>
       <w:jc w:val="center"/>
@@ -6095,7 +6097,7 @@
     <w:basedOn w:val="DefaultParagraphFont"/>
     <w:link w:val="Quote"/>
     <w:uiPriority w:val="29"/>
-    <w:rsid w:val="00B87193"/>
+    <w:rsid w:val="00300CEC"/>
     <w:rPr>
       <w:i/>
       <w:iCs/>
@@ -6107,7 +6109,7 @@
     <w:basedOn w:val="Normal"/>
     <w:uiPriority w:val="34"/>
     <w:qFormat/>
-    <w:rsid w:val="00B87193"/>
+    <w:rsid w:val="00300CEC"/>
     <w:pPr>
       <w:ind w:left="720"/>
       <w:contextualSpacing/>
@@ -6118,7 +6120,7 @@
     <w:basedOn w:val="DefaultParagraphFont"/>
     <w:uiPriority w:val="21"/>
     <w:qFormat/>
-    <w:rsid w:val="00B87193"/>
+    <w:rsid w:val="00300CEC"/>
     <w:rPr>
       <w:i/>
       <w:iCs/>
@@ -6132,7 +6134,7 @@
     <w:link w:val="IntenseQuoteChar"/>
     <w:uiPriority w:val="30"/>
     <w:qFormat/>
-    <w:rsid w:val="00B87193"/>
+    <w:rsid w:val="00300CEC"/>
     <w:pPr>
       <w:pBdr>
         <w:top w:val="single" w:sz="4" w:space="10" w:color="2F5496" w:themeColor="accent1" w:themeShade="BF"/>
@@ -6153,7 +6155,7 @@
     <w:basedOn w:val="DefaultParagraphFont"/>
     <w:link w:val="IntenseQuote"/>
     <w:uiPriority w:val="30"/>
-    <w:rsid w:val="00B87193"/>
+    <w:rsid w:val="00300CEC"/>
     <w:rPr>
       <w:i/>
       <w:iCs/>
@@ -6165,7 +6167,7 @@
     <w:basedOn w:val="DefaultParagraphFont"/>
     <w:uiPriority w:val="32"/>
     <w:qFormat/>
-    <w:rsid w:val="00B87193"/>
+    <w:rsid w:val="00300CEC"/>
     <w:rPr>
       <w:b/>
       <w:bCs/>
